--- a/Configuring Guardrails and Defensive Prompting Based on Evaluation and Red Teaming.docx
+++ b/Configuring Guardrails and Defensive Prompting Based on Evaluation and Red Teaming.docx
@@ -21,37 +21,80 @@
     </w:p>
     <w:p>
       <w:r>
-        <w:t xml:space="preserve">Configuring effective guardrails for generative AI systems requires a methodical approach that incorporates both proactive design and reactive adjustments based on evaluation and red teaming outcomes. </w:t>
-      </w:r>
-      <w:r>
-        <w:t xml:space="preserve">The </w:t>
-      </w:r>
-      <w:r>
-        <w:t>comprehensive strategy</w:t>
-      </w:r>
-      <w:r>
-        <w:t xml:space="preserve"> includes</w:t>
+        <w:t>Guardrails act as safety mechanisms that prevent systems from producing harmful, unethical, or undesirable outputs. These are critical as LLMs become more capable and are deployed in sensitive contexts.</w:t>
       </w:r>
       <w:r>
         <w:t xml:space="preserve"> </w:t>
       </w:r>
       <w:r>
-        <w:t>A)</w:t>
-      </w:r>
-      <w:r>
-        <w:t xml:space="preserve">. </w:t>
+        <w:t>E</w:t>
+      </w:r>
+      <w:r>
+        <w:t xml:space="preserve">ffective guardrails for generative AI systems </w:t>
+      </w:r>
+      <w:r>
+        <w:t>require</w:t>
+      </w:r>
+      <w:r>
+        <w:t xml:space="preserve"> a methodical approach that incorporates both proactive design and reactive adjustments based on evaluation and red teaming outcomes. </w:t>
+      </w:r>
+    </w:p>
+    <w:p>
+      <w:r>
+        <w:t>I</w:t>
+      </w:r>
+      <w:r>
+        <w:t xml:space="preserve">ndividual applications need custom guardrails because foundational models general safety measures cannot address the unique risks, regulatory requirements, and user expectations specific to specialized domains like </w:t>
+      </w:r>
+      <w:r>
+        <w:t>banking</w:t>
+      </w:r>
+      <w:r>
+        <w:t xml:space="preserve"> or finance. While base models provide broad protections, application-specific guardrails prevent domain-specific harms, </w:t>
+      </w:r>
+      <w:r>
+        <w:t xml:space="preserve">to </w:t>
+      </w:r>
+      <w:r>
+        <w:t xml:space="preserve">ensure regulatory compliance, and adapt to unique attack patterns, ultimately ensuring appropriate AI </w:t>
+      </w:r>
+      <w:r>
+        <w:t>behaviour</w:t>
+      </w:r>
+      <w:r>
+        <w:t xml:space="preserve"> for each distinct use </w:t>
+      </w:r>
+      <w:r>
+        <w:t xml:space="preserve">case </w:t>
+      </w:r>
+      <w:r>
+        <w:t>such as.,</w:t>
+      </w:r>
+      <w:r>
+        <w:t xml:space="preserve"> what works for a creative writing tool would be inappropriate for healthcare applications.</w:t>
+      </w:r>
+    </w:p>
+    <w:p>
+      <w:r>
+        <w:t>Th</w:t>
+      </w:r>
+      <w:r>
+        <w:t>is</w:t>
+      </w:r>
+      <w:r>
+        <w:t xml:space="preserve"> </w:t>
+      </w:r>
+      <w:r>
+        <w:t>strateg</w:t>
+      </w:r>
+      <w:r>
+        <w:t xml:space="preserve">ic approach includes A). </w:t>
       </w:r>
       <w:r>
         <w:t>Understanding the Need for Guardrails</w:t>
       </w:r>
       <w:r>
-        <w:t xml:space="preserve">, </w:t>
-      </w:r>
-      <w:r>
-        <w:t>B)</w:t>
-      </w:r>
-      <w:r>
-        <w:t xml:space="preserve">. </w:t>
+        <w:t xml:space="preserve">, B). </w:t>
       </w:r>
       <w:r>
         <w:t>Implementing Guardrails Based on Findings</w:t>
@@ -63,7 +106,7 @@
         <w:t>Continuous Improvement Cycle</w:t>
       </w:r>
       <w:r>
-        <w:t xml:space="preserve">. </w:t>
+        <w:t>.</w:t>
       </w:r>
     </w:p>
     <w:p>
@@ -79,11 +122,6 @@
       </w:r>
     </w:p>
     <w:p>
-      <w:r>
-        <w:t>Guardrails act as safety mechanisms that prevent systems from producing harmful, unethical, or undesirable outputs. These are especially critical as LLMs become more capable and are deployed in sensitive contexts.</w:t>
-      </w:r>
-    </w:p>
-    <w:p>
       <w:pPr>
         <w:pStyle w:val="Heading4"/>
         <w:numPr>
@@ -92,37 +130,378 @@
         </w:numPr>
       </w:pPr>
       <w:r>
-        <w:t>Evaluation and Red Teaming Approaches</w:t>
-      </w:r>
-    </w:p>
-    <w:p>
-      <w:pPr>
-        <w:pStyle w:val="Heading5"/>
-        <w:numPr>
-          <w:ilvl w:val="0"/>
-          <w:numId w:val="12"/>
-        </w:numPr>
-      </w:pPr>
-      <w:r>
-        <w:t>Evaluation Methods</w:t>
-      </w:r>
-    </w:p>
-    <w:p>
-      <w:pPr>
-        <w:numPr>
-          <w:ilvl w:val="0"/>
-          <w:numId w:val="1"/>
-        </w:numPr>
-      </w:pPr>
-      <w:proofErr w:type="spellStart"/>
+        <w:t>Minimum Control Requirements for GenAI/LLM Usage</w:t>
+      </w:r>
+    </w:p>
+    <w:p>
+      <w:pPr>
+        <w:ind w:left="720"/>
+      </w:pPr>
+      <w:r>
+        <w:t xml:space="preserve">The following are </w:t>
+      </w:r>
+      <w:r>
+        <w:t xml:space="preserve">minimum controls to be in place to reduce the risk </w:t>
+      </w:r>
+      <w:r>
+        <w:t>of Gen AI / LLM applications.</w:t>
+      </w:r>
+    </w:p>
+    <w:p>
+      <w:pPr>
+        <w:numPr>
+          <w:ilvl w:val="0"/>
+          <w:numId w:val="18"/>
+        </w:numPr>
+      </w:pPr>
       <w:r>
         <w:rPr>
           <w:b/>
           <w:bCs/>
         </w:rPr>
-        <w:t>Behavioral</w:t>
-      </w:r>
-      <w:proofErr w:type="spellEnd"/>
+        <w:t>User Controls</w:t>
+      </w:r>
+      <w:r>
+        <w:t xml:space="preserve"> </w:t>
+      </w:r>
+    </w:p>
+    <w:p>
+      <w:pPr>
+        <w:numPr>
+          <w:ilvl w:val="1"/>
+          <w:numId w:val="18"/>
+        </w:numPr>
+      </w:pPr>
+      <w:r>
+        <w:t>Ensure appropriate access is given to authorized personnel only</w:t>
+      </w:r>
+    </w:p>
+    <w:p>
+      <w:pPr>
+        <w:numPr>
+          <w:ilvl w:val="1"/>
+          <w:numId w:val="18"/>
+        </w:numPr>
+      </w:pPr>
+      <w:r>
+        <w:t>Conduct frequent review of those with access</w:t>
+      </w:r>
+    </w:p>
+    <w:p>
+      <w:pPr>
+        <w:numPr>
+          <w:ilvl w:val="1"/>
+          <w:numId w:val="18"/>
+        </w:numPr>
+      </w:pPr>
+      <w:r>
+        <w:t>Implement role-based access control for different levels of LLM functionality</w:t>
+      </w:r>
+    </w:p>
+    <w:p>
+      <w:pPr>
+        <w:numPr>
+          <w:ilvl w:val="1"/>
+          <w:numId w:val="18"/>
+        </w:numPr>
+      </w:pPr>
+      <w:r>
+        <w:t>Monitor and audit user activities to detect potential misuse</w:t>
+      </w:r>
+    </w:p>
+    <w:p>
+      <w:pPr>
+        <w:numPr>
+          <w:ilvl w:val="0"/>
+          <w:numId w:val="18"/>
+        </w:numPr>
+      </w:pPr>
+      <w:r>
+        <w:rPr>
+          <w:b/>
+          <w:bCs/>
+        </w:rPr>
+        <w:t>Usage Controls</w:t>
+      </w:r>
+      <w:r>
+        <w:t xml:space="preserve"> </w:t>
+      </w:r>
+    </w:p>
+    <w:p>
+      <w:pPr>
+        <w:numPr>
+          <w:ilvl w:val="1"/>
+          <w:numId w:val="18"/>
+        </w:numPr>
+      </w:pPr>
+      <w:r>
+        <w:t>Control functionality to only allow for specific approved use cases</w:t>
+      </w:r>
+    </w:p>
+    <w:p>
+      <w:pPr>
+        <w:numPr>
+          <w:ilvl w:val="1"/>
+          <w:numId w:val="18"/>
+        </w:numPr>
+      </w:pPr>
+      <w:r>
+        <w:t>Set limits on API calls, tokens, or other usage metrics</w:t>
+      </w:r>
+    </w:p>
+    <w:p>
+      <w:pPr>
+        <w:numPr>
+          <w:ilvl w:val="1"/>
+          <w:numId w:val="18"/>
+        </w:numPr>
+      </w:pPr>
+      <w:r>
+        <w:t>Implement domain-specific restrictions based on organizational needs</w:t>
+      </w:r>
+    </w:p>
+    <w:p>
+      <w:pPr>
+        <w:numPr>
+          <w:ilvl w:val="1"/>
+          <w:numId w:val="18"/>
+        </w:numPr>
+      </w:pPr>
+      <w:r>
+        <w:t>Create usage policies that align with organizational risk tolerance</w:t>
+      </w:r>
+    </w:p>
+    <w:p>
+      <w:pPr>
+        <w:numPr>
+          <w:ilvl w:val="0"/>
+          <w:numId w:val="18"/>
+        </w:numPr>
+      </w:pPr>
+      <w:r>
+        <w:rPr>
+          <w:b/>
+          <w:bCs/>
+        </w:rPr>
+        <w:t>Human-in-the-loop Controls</w:t>
+      </w:r>
+      <w:r>
+        <w:t xml:space="preserve"> </w:t>
+      </w:r>
+    </w:p>
+    <w:p>
+      <w:pPr>
+        <w:numPr>
+          <w:ilvl w:val="1"/>
+          <w:numId w:val="18"/>
+        </w:numPr>
+      </w:pPr>
+      <w:r>
+        <w:t>Involve human reviewers testing outputs before deployment to production</w:t>
+      </w:r>
+    </w:p>
+    <w:p>
+      <w:pPr>
+        <w:numPr>
+          <w:ilvl w:val="1"/>
+          <w:numId w:val="18"/>
+        </w:numPr>
+      </w:pPr>
+      <w:r>
+        <w:t>Implement approval workflows for sensitive operations</w:t>
+      </w:r>
+    </w:p>
+    <w:p>
+      <w:pPr>
+        <w:numPr>
+          <w:ilvl w:val="1"/>
+          <w:numId w:val="18"/>
+        </w:numPr>
+      </w:pPr>
+      <w:r>
+        <w:t>Establish clear escalation paths for edge cases</w:t>
+      </w:r>
+    </w:p>
+    <w:p>
+      <w:pPr>
+        <w:numPr>
+          <w:ilvl w:val="1"/>
+          <w:numId w:val="18"/>
+        </w:numPr>
+      </w:pPr>
+      <w:r>
+        <w:t>Create feedback mechanisms for reviewers to improve system performance</w:t>
+      </w:r>
+    </w:p>
+    <w:p>
+      <w:pPr>
+        <w:numPr>
+          <w:ilvl w:val="0"/>
+          <w:numId w:val="18"/>
+        </w:numPr>
+      </w:pPr>
+      <w:r>
+        <w:rPr>
+          <w:b/>
+          <w:bCs/>
+        </w:rPr>
+        <w:lastRenderedPageBreak/>
+        <w:t>"Terms of Use" Alert Controls</w:t>
+      </w:r>
+      <w:r>
+        <w:t xml:space="preserve"> </w:t>
+      </w:r>
+    </w:p>
+    <w:p>
+      <w:pPr>
+        <w:numPr>
+          <w:ilvl w:val="1"/>
+          <w:numId w:val="18"/>
+        </w:numPr>
+      </w:pPr>
+      <w:r>
+        <w:t>Require users to acknowledge terms of use before accessing or using the GenAI tool</w:t>
+      </w:r>
+    </w:p>
+    <w:p>
+      <w:pPr>
+        <w:numPr>
+          <w:ilvl w:val="1"/>
+          <w:numId w:val="18"/>
+        </w:numPr>
+      </w:pPr>
+      <w:r>
+        <w:t>Clearly communicate acceptable use policies</w:t>
+      </w:r>
+    </w:p>
+    <w:p>
+      <w:pPr>
+        <w:numPr>
+          <w:ilvl w:val="1"/>
+          <w:numId w:val="18"/>
+        </w:numPr>
+      </w:pPr>
+      <w:r>
+        <w:t>Provide regular reminders about usage limitations</w:t>
+      </w:r>
+    </w:p>
+    <w:p>
+      <w:pPr>
+        <w:numPr>
+          <w:ilvl w:val="1"/>
+          <w:numId w:val="18"/>
+        </w:numPr>
+      </w:pPr>
+      <w:r>
+        <w:t>Document user consent for compliance purposes</w:t>
+      </w:r>
+    </w:p>
+    <w:p>
+      <w:pPr>
+        <w:numPr>
+          <w:ilvl w:val="0"/>
+          <w:numId w:val="18"/>
+        </w:numPr>
+      </w:pPr>
+      <w:r>
+        <w:rPr>
+          <w:b/>
+          <w:bCs/>
+        </w:rPr>
+        <w:t>Prompt Controls</w:t>
+      </w:r>
+      <w:r>
+        <w:t xml:space="preserve"> </w:t>
+      </w:r>
+    </w:p>
+    <w:p>
+      <w:pPr>
+        <w:numPr>
+          <w:ilvl w:val="1"/>
+          <w:numId w:val="18"/>
+        </w:numPr>
+      </w:pPr>
+      <w:r>
+        <w:t xml:space="preserve">Control what prompts a user can </w:t>
+      </w:r>
+      <w:r>
+        <w:t>enter</w:t>
+      </w:r>
+      <w:r>
+        <w:t xml:space="preserve"> the GenAI tool</w:t>
+      </w:r>
+    </w:p>
+    <w:p>
+      <w:pPr>
+        <w:numPr>
+          <w:ilvl w:val="1"/>
+          <w:numId w:val="18"/>
+        </w:numPr>
+      </w:pPr>
+      <w:r>
+        <w:t>Implement pre-processing filters for potentially harmful inputs</w:t>
+      </w:r>
+    </w:p>
+    <w:p>
+      <w:pPr>
+        <w:numPr>
+          <w:ilvl w:val="1"/>
+          <w:numId w:val="18"/>
+        </w:numPr>
+      </w:pPr>
+      <w:r>
+        <w:t>Develop allowlists/blocklists based on organizational requirements</w:t>
+      </w:r>
+    </w:p>
+    <w:p>
+      <w:pPr>
+        <w:numPr>
+          <w:ilvl w:val="1"/>
+          <w:numId w:val="18"/>
+        </w:numPr>
+      </w:pPr>
+      <w:r>
+        <w:t>Create context-aware prompt validation mechanisms</w:t>
+      </w:r>
+    </w:p>
+    <w:p>
+      <w:pPr>
+        <w:pStyle w:val="Heading4"/>
+        <w:numPr>
+          <w:ilvl w:val="0"/>
+          <w:numId w:val="11"/>
+        </w:numPr>
+      </w:pPr>
+      <w:r>
+        <w:t>Evaluation and Red Teaming Approaches</w:t>
+      </w:r>
+    </w:p>
+    <w:p>
+      <w:pPr>
+        <w:pStyle w:val="Heading5"/>
+        <w:numPr>
+          <w:ilvl w:val="0"/>
+          <w:numId w:val="12"/>
+        </w:numPr>
+      </w:pPr>
+      <w:r>
+        <w:t>Evaluation Methods</w:t>
+      </w:r>
+    </w:p>
+    <w:p>
+      <w:pPr>
+        <w:numPr>
+          <w:ilvl w:val="0"/>
+          <w:numId w:val="1"/>
+        </w:numPr>
+      </w:pPr>
+      <w:r>
+        <w:rPr>
+          <w:b/>
+          <w:bCs/>
+        </w:rPr>
+        <w:t>Behavioural</w:t>
+      </w:r>
       <w:r>
         <w:rPr>
           <w:b/>
@@ -208,7 +587,16 @@
         </w:numPr>
       </w:pPr>
       <w:r>
-        <w:t xml:space="preserve">Engage specialized teams to attempt to: </w:t>
+        <w:t>Leverage</w:t>
+      </w:r>
+      <w:r>
+        <w:t xml:space="preserve"> specialized </w:t>
+      </w:r>
+      <w:r>
+        <w:t>teams and tools</w:t>
+      </w:r>
+      <w:r>
+        <w:t xml:space="preserve"> to attempt to: </w:t>
       </w:r>
     </w:p>
     <w:p>
@@ -278,481 +666,14 @@
         </w:numPr>
       </w:pPr>
       <w:r>
-        <w:t>Input Filtering</w:t>
-      </w:r>
-    </w:p>
-    <w:p>
-      <w:pPr>
-        <w:numPr>
-          <w:ilvl w:val="0"/>
-          <w:numId w:val="3"/>
-        </w:numPr>
-      </w:pPr>
-      <w:r>
-        <w:t>Develop pattern recognition for potentially malicious inputs based on red team discoveries</w:t>
-      </w:r>
-    </w:p>
-    <w:p>
-      <w:pPr>
-        <w:numPr>
-          <w:ilvl w:val="0"/>
-          <w:numId w:val="3"/>
-        </w:numPr>
-      </w:pPr>
-      <w:r>
-        <w:t>Implement contextual analysis to detect adversarial prompting patterns</w:t>
-      </w:r>
-    </w:p>
-    <w:p>
-      <w:pPr>
-        <w:numPr>
-          <w:ilvl w:val="0"/>
-          <w:numId w:val="3"/>
-        </w:numPr>
-      </w:pPr>
-      <w:r>
-        <w:t>Create input classification systems trained on red team examples</w:t>
-      </w:r>
-    </w:p>
-    <w:p>
-      <w:pPr>
-        <w:pStyle w:val="Heading4"/>
-        <w:numPr>
-          <w:ilvl w:val="0"/>
-          <w:numId w:val="11"/>
-        </w:numPr>
-      </w:pPr>
-      <w:r>
-        <w:t>Output Filtering</w:t>
-      </w:r>
-    </w:p>
-    <w:p>
-      <w:pPr>
-        <w:numPr>
-          <w:ilvl w:val="0"/>
-          <w:numId w:val="4"/>
-        </w:numPr>
-      </w:pPr>
-      <w:r>
-        <w:t>Deploy multi-layer safety classifiers guided by evaluation outcomes</w:t>
-      </w:r>
-    </w:p>
-    <w:p>
-      <w:pPr>
-        <w:numPr>
-          <w:ilvl w:val="0"/>
-          <w:numId w:val="4"/>
-        </w:numPr>
-      </w:pPr>
-      <w:r>
-        <w:lastRenderedPageBreak/>
-        <w:t>Implement content moderation systems specifically trained on edge cases identified during testing</w:t>
-      </w:r>
-    </w:p>
-    <w:p>
-      <w:pPr>
-        <w:numPr>
-          <w:ilvl w:val="0"/>
-          <w:numId w:val="4"/>
-        </w:numPr>
-      </w:pPr>
-      <w:r>
-        <w:t>Create domain-specific filters for sensitive applications</w:t>
-      </w:r>
-    </w:p>
-    <w:p>
-      <w:pPr>
-        <w:pStyle w:val="Heading4"/>
-        <w:numPr>
-          <w:ilvl w:val="0"/>
-          <w:numId w:val="11"/>
-        </w:numPr>
-      </w:pPr>
-      <w:r>
-        <w:t>Defensive Prompting Techniques</w:t>
-      </w:r>
-    </w:p>
-    <w:p>
-      <w:pPr>
-        <w:pStyle w:val="Heading5"/>
-        <w:numPr>
-          <w:ilvl w:val="0"/>
-          <w:numId w:val="12"/>
-        </w:numPr>
-      </w:pPr>
-      <w:r>
-        <w:t xml:space="preserve">System Prompt Hardening </w:t>
-      </w:r>
-    </w:p>
-    <w:p>
-      <w:pPr>
-        <w:numPr>
-          <w:ilvl w:val="1"/>
-          <w:numId w:val="5"/>
-        </w:numPr>
-      </w:pPr>
-      <w:r>
-        <w:t xml:space="preserve">Reinforce system instructions with specific </w:t>
-      </w:r>
-      <w:r>
-        <w:t>counter</w:t>
-      </w:r>
-      <w:r>
-        <w:t xml:space="preserve"> </w:t>
-      </w:r>
-      <w:r>
-        <w:t>examples</w:t>
-      </w:r>
-      <w:r>
-        <w:t xml:space="preserve"> from red teaming</w:t>
-      </w:r>
-    </w:p>
-    <w:p>
-      <w:pPr>
-        <w:numPr>
-          <w:ilvl w:val="1"/>
-          <w:numId w:val="5"/>
-        </w:numPr>
-      </w:pPr>
-      <w:r>
-        <w:t>Include explicit refusal patterns for identified attack vectors</w:t>
-      </w:r>
-    </w:p>
-    <w:p>
-      <w:pPr>
-        <w:numPr>
-          <w:ilvl w:val="1"/>
-          <w:numId w:val="5"/>
-        </w:numPr>
-      </w:pPr>
-      <w:r>
-        <w:t>Add contextual awareness instructions related to discovered vulnerabilities</w:t>
-      </w:r>
-    </w:p>
-    <w:p>
-      <w:pPr>
-        <w:pStyle w:val="Heading5"/>
-        <w:numPr>
-          <w:ilvl w:val="0"/>
-          <w:numId w:val="12"/>
-        </w:numPr>
-      </w:pPr>
-      <w:r>
-        <w:t xml:space="preserve">Constitutional AI Approaches </w:t>
-      </w:r>
-    </w:p>
-    <w:p>
-      <w:pPr>
-        <w:numPr>
-          <w:ilvl w:val="1"/>
-          <w:numId w:val="5"/>
-        </w:numPr>
-      </w:pPr>
-      <w:r>
-        <w:t>Develop model constitutions that directly address identified failure modes</w:t>
-      </w:r>
-    </w:p>
-    <w:p>
-      <w:pPr>
-        <w:numPr>
-          <w:ilvl w:val="1"/>
-          <w:numId w:val="5"/>
-        </w:numPr>
-      </w:pPr>
-      <w:r>
-        <w:t>Create hierarchical safety principles that override standard response patterns</w:t>
-      </w:r>
-    </w:p>
-    <w:p>
-      <w:pPr>
-        <w:numPr>
-          <w:ilvl w:val="1"/>
-          <w:numId w:val="5"/>
-        </w:numPr>
-      </w:pPr>
-      <w:r>
-        <w:t>Implement "thinking twice" mechanisms for high-risk requests</w:t>
-      </w:r>
-    </w:p>
-    <w:p>
-      <w:pPr>
-        <w:pStyle w:val="Heading5"/>
-        <w:numPr>
-          <w:ilvl w:val="0"/>
-          <w:numId w:val="12"/>
-        </w:numPr>
-      </w:pPr>
-      <w:r>
-        <w:t xml:space="preserve">Retrieval-Augmented Guardrails </w:t>
-      </w:r>
-    </w:p>
-    <w:p>
-      <w:pPr>
-        <w:numPr>
-          <w:ilvl w:val="1"/>
-          <w:numId w:val="5"/>
-        </w:numPr>
-      </w:pPr>
-      <w:r>
-        <w:t>Create a knowledge base of problematic patterns identified in red teaming</w:t>
-      </w:r>
-    </w:p>
-    <w:p>
-      <w:pPr>
-        <w:numPr>
-          <w:ilvl w:val="1"/>
-          <w:numId w:val="5"/>
-        </w:numPr>
-      </w:pPr>
-      <w:r>
-        <w:t>Develop dynamic retrieval systems to match potentially problematic inputs against known patterns</w:t>
-      </w:r>
-    </w:p>
-    <w:p>
-      <w:pPr>
-        <w:numPr>
-          <w:ilvl w:val="1"/>
-          <w:numId w:val="5"/>
-        </w:numPr>
-      </w:pPr>
-      <w:r>
-        <w:t>Implement feedback loops that continuously update the retrieval system</w:t>
-      </w:r>
-    </w:p>
-    <w:p>
-      <w:pPr>
-        <w:pStyle w:val="Heading3"/>
-        <w:numPr>
-          <w:ilvl w:val="0"/>
-          <w:numId w:val="9"/>
-        </w:numPr>
-      </w:pPr>
-      <w:r>
-        <w:t>Continuous Improvement Cycle</w:t>
-      </w:r>
-    </w:p>
-    <w:p>
-      <w:pPr>
-        <w:pStyle w:val="Heading4"/>
-        <w:numPr>
-          <w:ilvl w:val="0"/>
-          <w:numId w:val="13"/>
-        </w:numPr>
-      </w:pPr>
-      <w:r>
-        <w:t xml:space="preserve">Test → Identify → Mitigate → Validate </w:t>
-      </w:r>
-    </w:p>
-    <w:p>
-      <w:pPr>
-        <w:numPr>
-          <w:ilvl w:val="0"/>
-          <w:numId w:val="14"/>
-        </w:numPr>
-        <w:tabs>
-          <w:tab w:val="num" w:pos="720"/>
-        </w:tabs>
-      </w:pPr>
-      <w:r>
-        <w:t>Convert red team findings into automated test cases</w:t>
-      </w:r>
-    </w:p>
-    <w:p>
-      <w:pPr>
-        <w:numPr>
-          <w:ilvl w:val="0"/>
-          <w:numId w:val="14"/>
-        </w:numPr>
-        <w:tabs>
-          <w:tab w:val="num" w:pos="720"/>
-        </w:tabs>
-      </w:pPr>
-      <w:r>
-        <w:t>Build comprehensive regression testing suite</w:t>
-      </w:r>
-    </w:p>
-    <w:p>
-      <w:pPr>
-        <w:numPr>
-          <w:ilvl w:val="0"/>
-          <w:numId w:val="14"/>
-        </w:numPr>
-        <w:tabs>
-          <w:tab w:val="num" w:pos="720"/>
-        </w:tabs>
-      </w:pPr>
-      <w:r>
-        <w:t>Implement continuous evaluation to prevent safety degradation</w:t>
-      </w:r>
-    </w:p>
-    <w:p>
-      <w:pPr>
-        <w:numPr>
-          <w:ilvl w:val="0"/>
-          <w:numId w:val="14"/>
-        </w:numPr>
-        <w:tabs>
-          <w:tab w:val="num" w:pos="720"/>
-        </w:tabs>
-      </w:pPr>
-      <w:r>
-        <w:t>Establish metrics and benchmarks for guardrail effectiveness</w:t>
-      </w:r>
-    </w:p>
-    <w:p>
-      <w:pPr>
-        <w:pStyle w:val="Heading4"/>
-        <w:numPr>
-          <w:ilvl w:val="0"/>
-          <w:numId w:val="13"/>
-        </w:numPr>
-      </w:pPr>
-      <w:r>
-        <w:t>Adaptive Response System</w:t>
-      </w:r>
-    </w:p>
-    <w:p>
-      <w:pPr>
-        <w:numPr>
-          <w:ilvl w:val="0"/>
-          <w:numId w:val="15"/>
-        </w:numPr>
-        <w:tabs>
-          <w:tab w:val="num" w:pos="720"/>
-        </w:tabs>
-      </w:pPr>
-      <w:r>
-        <w:t>Track patterns in user interactions correlated with evasion attempts</w:t>
-      </w:r>
-    </w:p>
-    <w:p>
-      <w:pPr>
-        <w:numPr>
-          <w:ilvl w:val="0"/>
-          <w:numId w:val="15"/>
-        </w:numPr>
-        <w:tabs>
-          <w:tab w:val="num" w:pos="720"/>
-        </w:tabs>
-      </w:pPr>
-      <w:r>
-        <w:t>Develop risk scoring mechanisms for different interaction patterns</w:t>
-      </w:r>
-    </w:p>
-    <w:p>
-      <w:pPr>
-        <w:numPr>
-          <w:ilvl w:val="0"/>
-          <w:numId w:val="15"/>
-        </w:numPr>
-        <w:tabs>
-          <w:tab w:val="num" w:pos="720"/>
-        </w:tabs>
-      </w:pPr>
-      <w:r>
-        <w:t>Create graduated response systems that adjust guardrail strength to risk level</w:t>
-      </w:r>
-    </w:p>
-    <w:p>
-      <w:pPr>
-        <w:numPr>
-          <w:ilvl w:val="0"/>
-          <w:numId w:val="15"/>
-        </w:numPr>
-        <w:tabs>
-          <w:tab w:val="num" w:pos="720"/>
-        </w:tabs>
-      </w:pPr>
-      <w:r>
-        <w:t>Implement circuit breakers for suspending service in case of detected attacks</w:t>
-      </w:r>
-    </w:p>
-    <w:p>
-      <w:pPr>
-        <w:pStyle w:val="Heading4"/>
-        <w:numPr>
-          <w:ilvl w:val="0"/>
-          <w:numId w:val="13"/>
-        </w:numPr>
-      </w:pPr>
-      <w:r>
-        <w:t>Knowledge Management</w:t>
-      </w:r>
-    </w:p>
-    <w:p>
-      <w:pPr>
-        <w:numPr>
-          <w:ilvl w:val="0"/>
-          <w:numId w:val="16"/>
-        </w:numPr>
-        <w:tabs>
-          <w:tab w:val="num" w:pos="720"/>
-        </w:tabs>
-      </w:pPr>
-      <w:r>
-        <w:t>Document discovered vulnerabilities and their mitigations</w:t>
-      </w:r>
-    </w:p>
-    <w:p>
-      <w:pPr>
-        <w:numPr>
-          <w:ilvl w:val="0"/>
-          <w:numId w:val="16"/>
-        </w:numPr>
-        <w:tabs>
-          <w:tab w:val="num" w:pos="720"/>
-        </w:tabs>
-      </w:pPr>
-      <w:r>
-        <w:t>Share findings appropriately within the security community</w:t>
-      </w:r>
-    </w:p>
-    <w:p>
-      <w:pPr>
-        <w:numPr>
-          <w:ilvl w:val="0"/>
-          <w:numId w:val="16"/>
-        </w:numPr>
-        <w:tabs>
-          <w:tab w:val="num" w:pos="720"/>
-        </w:tabs>
-      </w:pPr>
-      <w:r>
-        <w:t>Create taxonomies of attack patterns and defence mechanisms</w:t>
-      </w:r>
-    </w:p>
-    <w:p>
-      <w:pPr>
-        <w:numPr>
-          <w:ilvl w:val="0"/>
-          <w:numId w:val="16"/>
-        </w:numPr>
-        <w:tabs>
-          <w:tab w:val="num" w:pos="720"/>
-        </w:tabs>
-      </w:pPr>
-      <w:r>
-        <w:t>Develop training materials for AI safety engineering based on findings</w:t>
-      </w:r>
-    </w:p>
-    <w:p>
-      <w:pPr>
-        <w:pStyle w:val="Heading3"/>
-        <w:numPr>
-          <w:ilvl w:val="0"/>
-          <w:numId w:val="9"/>
-        </w:numPr>
-      </w:pPr>
-      <w:r>
-        <w:lastRenderedPageBreak/>
-        <w:t>Best Practices</w:t>
-      </w:r>
-    </w:p>
-    <w:p>
-      <w:pPr>
-        <w:numPr>
-          <w:ilvl w:val="0"/>
-          <w:numId w:val="7"/>
+        <w:t>User Controls: Managing Who Can Access LLMs</w:t>
+      </w:r>
+    </w:p>
+    <w:p>
+      <w:pPr>
+        <w:numPr>
+          <w:ilvl w:val="0"/>
+          <w:numId w:val="19"/>
         </w:numPr>
       </w:pPr>
       <w:r>
@@ -760,14 +681,886 @@
           <w:b/>
           <w:bCs/>
         </w:rPr>
-        <w:t xml:space="preserve">Layered </w:t>
-      </w:r>
+        <w:t>Onboarding Process</w:t>
+      </w:r>
+      <w:r>
+        <w:t xml:space="preserve">: </w:t>
+      </w:r>
+    </w:p>
+    <w:p>
+      <w:pPr>
+        <w:numPr>
+          <w:ilvl w:val="1"/>
+          <w:numId w:val="19"/>
+        </w:numPr>
+      </w:pPr>
+      <w:r>
+        <w:t>Define clear criteria for which roles need access to different LLM capabilities</w:t>
+      </w:r>
+    </w:p>
+    <w:p>
+      <w:pPr>
+        <w:numPr>
+          <w:ilvl w:val="1"/>
+          <w:numId w:val="19"/>
+        </w:numPr>
+      </w:pPr>
+      <w:r>
+        <w:t>Implement formal request and approval workflows</w:t>
+      </w:r>
+    </w:p>
+    <w:p>
+      <w:pPr>
+        <w:numPr>
+          <w:ilvl w:val="1"/>
+          <w:numId w:val="19"/>
+        </w:numPr>
+      </w:pPr>
+      <w:r>
+        <w:t>Provide role-specific training before granting access</w:t>
+      </w:r>
+    </w:p>
+    <w:p>
+      <w:pPr>
+        <w:numPr>
+          <w:ilvl w:val="0"/>
+          <w:numId w:val="19"/>
+        </w:numPr>
+      </w:pPr>
       <w:r>
         <w:rPr>
           <w:b/>
           <w:bCs/>
         </w:rPr>
-        <w:t>Défense</w:t>
+        <w:lastRenderedPageBreak/>
+        <w:t>Access Review Cycles</w:t>
+      </w:r>
+      <w:r>
+        <w:t xml:space="preserve">: </w:t>
+      </w:r>
+    </w:p>
+    <w:p>
+      <w:pPr>
+        <w:numPr>
+          <w:ilvl w:val="1"/>
+          <w:numId w:val="19"/>
+        </w:numPr>
+      </w:pPr>
+      <w:r>
+        <w:t>Conduct quarterly access reviews</w:t>
+      </w:r>
+    </w:p>
+    <w:p>
+      <w:pPr>
+        <w:numPr>
+          <w:ilvl w:val="1"/>
+          <w:numId w:val="19"/>
+        </w:numPr>
+      </w:pPr>
+      <w:r>
+        <w:t>Implement auto-expiration of access privileges</w:t>
+      </w:r>
+    </w:p>
+    <w:p>
+      <w:pPr>
+        <w:numPr>
+          <w:ilvl w:val="1"/>
+          <w:numId w:val="19"/>
+        </w:numPr>
+      </w:pPr>
+      <w:r>
+        <w:t>Use analytics to identify dormant accounts for removal</w:t>
+      </w:r>
+    </w:p>
+    <w:p>
+      <w:pPr>
+        <w:numPr>
+          <w:ilvl w:val="0"/>
+          <w:numId w:val="19"/>
+        </w:numPr>
+      </w:pPr>
+      <w:r>
+        <w:rPr>
+          <w:b/>
+          <w:bCs/>
+        </w:rPr>
+        <w:t>Identity and Authentication</w:t>
+      </w:r>
+      <w:r>
+        <w:t xml:space="preserve">: </w:t>
+      </w:r>
+    </w:p>
+    <w:p>
+      <w:pPr>
+        <w:numPr>
+          <w:ilvl w:val="1"/>
+          <w:numId w:val="19"/>
+        </w:numPr>
+      </w:pPr>
+      <w:r>
+        <w:t>Enforce strong authentication for LLM access</w:t>
+      </w:r>
+    </w:p>
+    <w:p>
+      <w:pPr>
+        <w:numPr>
+          <w:ilvl w:val="1"/>
+          <w:numId w:val="19"/>
+        </w:numPr>
+      </w:pPr>
+      <w:r>
+        <w:t>Implement just-in-time access provisioning</w:t>
+      </w:r>
+    </w:p>
+    <w:p>
+      <w:pPr>
+        <w:numPr>
+          <w:ilvl w:val="1"/>
+          <w:numId w:val="19"/>
+        </w:numPr>
+      </w:pPr>
+      <w:r>
+        <w:t>Consider contextual authentication for high-risk operations</w:t>
+      </w:r>
+    </w:p>
+    <w:p>
+      <w:pPr>
+        <w:pStyle w:val="Heading4"/>
+        <w:numPr>
+          <w:ilvl w:val="0"/>
+          <w:numId w:val="11"/>
+        </w:numPr>
+      </w:pPr>
+      <w:r>
+        <w:t>Usage Controls: Managing How LLMs Are Used</w:t>
+      </w:r>
+    </w:p>
+    <w:p>
+      <w:pPr>
+        <w:numPr>
+          <w:ilvl w:val="0"/>
+          <w:numId w:val="20"/>
+        </w:numPr>
+      </w:pPr>
+      <w:r>
+        <w:rPr>
+          <w:b/>
+          <w:bCs/>
+        </w:rPr>
+        <w:t>Function-Level Controls</w:t>
+      </w:r>
+      <w:r>
+        <w:t xml:space="preserve">: </w:t>
+      </w:r>
+    </w:p>
+    <w:p>
+      <w:pPr>
+        <w:numPr>
+          <w:ilvl w:val="1"/>
+          <w:numId w:val="20"/>
+        </w:numPr>
+      </w:pPr>
+      <w:r>
+        <w:t>Define distinct permission sets for different LLM functions</w:t>
+      </w:r>
+    </w:p>
+    <w:p>
+      <w:pPr>
+        <w:numPr>
+          <w:ilvl w:val="1"/>
+          <w:numId w:val="20"/>
+        </w:numPr>
+      </w:pPr>
+      <w:r>
+        <w:t>Implement feature toggles for rapid response to security incidents</w:t>
+      </w:r>
+    </w:p>
+    <w:p>
+      <w:pPr>
+        <w:numPr>
+          <w:ilvl w:val="1"/>
+          <w:numId w:val="20"/>
+        </w:numPr>
+      </w:pPr>
+      <w:r>
+        <w:t>Create gradual access tiers based on user experience and needs</w:t>
+      </w:r>
+    </w:p>
+    <w:p>
+      <w:pPr>
+        <w:numPr>
+          <w:ilvl w:val="0"/>
+          <w:numId w:val="20"/>
+        </w:numPr>
+      </w:pPr>
+      <w:r>
+        <w:rPr>
+          <w:b/>
+          <w:bCs/>
+        </w:rPr>
+        <w:t>Rate Limiting and Quotas</w:t>
+      </w:r>
+      <w:r>
+        <w:t xml:space="preserve">: </w:t>
+      </w:r>
+    </w:p>
+    <w:p>
+      <w:pPr>
+        <w:numPr>
+          <w:ilvl w:val="1"/>
+          <w:numId w:val="20"/>
+        </w:numPr>
+      </w:pPr>
+      <w:r>
+        <w:t>Set organization-wide and per-user limits on queries</w:t>
+      </w:r>
+    </w:p>
+    <w:p>
+      <w:pPr>
+        <w:numPr>
+          <w:ilvl w:val="1"/>
+          <w:numId w:val="20"/>
+        </w:numPr>
+      </w:pPr>
+      <w:r>
+        <w:t>Implement progressive throttling rather than hard cutoffs</w:t>
+      </w:r>
+    </w:p>
+    <w:p>
+      <w:pPr>
+        <w:numPr>
+          <w:ilvl w:val="1"/>
+          <w:numId w:val="20"/>
+        </w:numPr>
+      </w:pPr>
+      <w:r>
+        <w:t>Develop anomaly detection for unusual usage patterns</w:t>
+      </w:r>
+    </w:p>
+    <w:p>
+      <w:pPr>
+        <w:numPr>
+          <w:ilvl w:val="0"/>
+          <w:numId w:val="20"/>
+        </w:numPr>
+      </w:pPr>
+      <w:r>
+        <w:rPr>
+          <w:b/>
+          <w:bCs/>
+        </w:rPr>
+        <w:t>Data Governance</w:t>
+      </w:r>
+      <w:r>
+        <w:t xml:space="preserve">: </w:t>
+      </w:r>
+    </w:p>
+    <w:p>
+      <w:pPr>
+        <w:numPr>
+          <w:ilvl w:val="1"/>
+          <w:numId w:val="20"/>
+        </w:numPr>
+      </w:pPr>
+      <w:r>
+        <w:t>Control what organizational data can be sent to LLMs</w:t>
+      </w:r>
+    </w:p>
+    <w:p>
+      <w:pPr>
+        <w:numPr>
+          <w:ilvl w:val="1"/>
+          <w:numId w:val="20"/>
+        </w:numPr>
+      </w:pPr>
+      <w:r>
+        <w:t>Implement data classification-based restrictions</w:t>
+      </w:r>
+    </w:p>
+    <w:p>
+      <w:pPr>
+        <w:numPr>
+          <w:ilvl w:val="1"/>
+          <w:numId w:val="20"/>
+        </w:numPr>
+      </w:pPr>
+      <w:r>
+        <w:t>Create automated PII/sensitive data detection and redaction</w:t>
+      </w:r>
+    </w:p>
+    <w:p>
+      <w:pPr>
+        <w:pStyle w:val="Heading4"/>
+        <w:numPr>
+          <w:ilvl w:val="0"/>
+          <w:numId w:val="11"/>
+        </w:numPr>
+      </w:pPr>
+      <w:r>
+        <w:t>Integration of User and Usage Controls</w:t>
+      </w:r>
+    </w:p>
+    <w:p>
+      <w:pPr>
+        <w:numPr>
+          <w:ilvl w:val="0"/>
+          <w:numId w:val="21"/>
+        </w:numPr>
+        <w:tabs>
+          <w:tab w:val="clear" w:pos="1080"/>
+          <w:tab w:val="num" w:pos="720"/>
+        </w:tabs>
+      </w:pPr>
+      <w:r>
+        <w:t>Develop matrices that correlate user roles with appropriate usage levels</w:t>
+      </w:r>
+    </w:p>
+    <w:p>
+      <w:pPr>
+        <w:numPr>
+          <w:ilvl w:val="0"/>
+          <w:numId w:val="21"/>
+        </w:numPr>
+        <w:tabs>
+          <w:tab w:val="clear" w:pos="1080"/>
+          <w:tab w:val="num" w:pos="720"/>
+        </w:tabs>
+      </w:pPr>
+      <w:r>
+        <w:t>Create automated monitoring that flags inconsistencies between user profiles and usage patterns</w:t>
+      </w:r>
+    </w:p>
+    <w:p>
+      <w:pPr>
+        <w:numPr>
+          <w:ilvl w:val="0"/>
+          <w:numId w:val="21"/>
+        </w:numPr>
+        <w:tabs>
+          <w:tab w:val="clear" w:pos="1080"/>
+          <w:tab w:val="num" w:pos="720"/>
+        </w:tabs>
+      </w:pPr>
+      <w:r>
+        <w:t>Implement dynamic adjustment of usage permissions based on user behavior and risk scoring</w:t>
+      </w:r>
+    </w:p>
+    <w:p>
+      <w:pPr>
+        <w:numPr>
+          <w:ilvl w:val="0"/>
+          <w:numId w:val="21"/>
+        </w:numPr>
+        <w:tabs>
+          <w:tab w:val="clear" w:pos="1080"/>
+          <w:tab w:val="num" w:pos="720"/>
+        </w:tabs>
+      </w:pPr>
+      <w:r>
+        <w:t>Establish clear escalation paths when potential misuse is detected</w:t>
+      </w:r>
+    </w:p>
+    <w:p>
+      <w:pPr>
+        <w:pStyle w:val="Heading4"/>
+        <w:numPr>
+          <w:ilvl w:val="0"/>
+          <w:numId w:val="11"/>
+        </w:numPr>
+      </w:pPr>
+      <w:r>
+        <w:t>Input Filtering</w:t>
+      </w:r>
+    </w:p>
+    <w:p>
+      <w:pPr>
+        <w:numPr>
+          <w:ilvl w:val="0"/>
+          <w:numId w:val="3"/>
+        </w:numPr>
+      </w:pPr>
+      <w:r>
+        <w:t>Develop pattern recognition for potentially malicious inputs based on red team discoveries</w:t>
+      </w:r>
+    </w:p>
+    <w:p>
+      <w:pPr>
+        <w:numPr>
+          <w:ilvl w:val="0"/>
+          <w:numId w:val="3"/>
+        </w:numPr>
+      </w:pPr>
+      <w:r>
+        <w:t>Implement contextual analysis to detect adversarial prompting patterns</w:t>
+      </w:r>
+    </w:p>
+    <w:p>
+      <w:pPr>
+        <w:numPr>
+          <w:ilvl w:val="0"/>
+          <w:numId w:val="3"/>
+        </w:numPr>
+      </w:pPr>
+      <w:r>
+        <w:t>Create input classification systems trained on red team examples</w:t>
+      </w:r>
+    </w:p>
+    <w:p>
+      <w:pPr>
+        <w:pStyle w:val="Heading4"/>
+        <w:numPr>
+          <w:ilvl w:val="0"/>
+          <w:numId w:val="11"/>
+        </w:numPr>
+      </w:pPr>
+      <w:r>
+        <w:lastRenderedPageBreak/>
+        <w:t>Output Filtering</w:t>
+      </w:r>
+    </w:p>
+    <w:p>
+      <w:pPr>
+        <w:numPr>
+          <w:ilvl w:val="0"/>
+          <w:numId w:val="4"/>
+        </w:numPr>
+      </w:pPr>
+      <w:r>
+        <w:t>Deploy multi-layer safety classifiers guided by evaluation outcomes</w:t>
+      </w:r>
+    </w:p>
+    <w:p>
+      <w:pPr>
+        <w:numPr>
+          <w:ilvl w:val="0"/>
+          <w:numId w:val="4"/>
+        </w:numPr>
+      </w:pPr>
+      <w:r>
+        <w:t>Implement content moderation systems specifically trained on edge cases identified during testing</w:t>
+      </w:r>
+    </w:p>
+    <w:p>
+      <w:pPr>
+        <w:numPr>
+          <w:ilvl w:val="0"/>
+          <w:numId w:val="4"/>
+        </w:numPr>
+      </w:pPr>
+      <w:r>
+        <w:t>Create domain-specific filters for sensitive applications</w:t>
+      </w:r>
+    </w:p>
+    <w:p>
+      <w:pPr>
+        <w:pStyle w:val="Heading4"/>
+        <w:numPr>
+          <w:ilvl w:val="0"/>
+          <w:numId w:val="11"/>
+        </w:numPr>
+      </w:pPr>
+      <w:r>
+        <w:t>Defensive Prompting Techniques</w:t>
+      </w:r>
+    </w:p>
+    <w:p>
+      <w:pPr>
+        <w:pStyle w:val="Heading5"/>
+        <w:numPr>
+          <w:ilvl w:val="0"/>
+          <w:numId w:val="17"/>
+        </w:numPr>
+      </w:pPr>
+      <w:r>
+        <w:t xml:space="preserve">Constitutional AI Approaches </w:t>
+      </w:r>
+    </w:p>
+    <w:p>
+      <w:pPr>
+        <w:numPr>
+          <w:ilvl w:val="1"/>
+          <w:numId w:val="5"/>
+        </w:numPr>
+      </w:pPr>
+      <w:r>
+        <w:t>Develop model constitutions that directly address identified failure modes</w:t>
+      </w:r>
+    </w:p>
+    <w:p>
+      <w:pPr>
+        <w:numPr>
+          <w:ilvl w:val="1"/>
+          <w:numId w:val="5"/>
+        </w:numPr>
+      </w:pPr>
+      <w:r>
+        <w:t>Create hierarchical safety principles that override standard response patterns</w:t>
+      </w:r>
+    </w:p>
+    <w:p>
+      <w:pPr>
+        <w:numPr>
+          <w:ilvl w:val="1"/>
+          <w:numId w:val="5"/>
+        </w:numPr>
+      </w:pPr>
+      <w:r>
+        <w:t>Implement "thinking twice" mechanisms for high-risk requests</w:t>
+      </w:r>
+    </w:p>
+    <w:p>
+      <w:pPr>
+        <w:pStyle w:val="Heading5"/>
+        <w:numPr>
+          <w:ilvl w:val="0"/>
+          <w:numId w:val="17"/>
+        </w:numPr>
+      </w:pPr>
+      <w:r>
+        <w:t xml:space="preserve">Retrieval-Augmented Guardrails </w:t>
+      </w:r>
+    </w:p>
+    <w:p>
+      <w:pPr>
+        <w:numPr>
+          <w:ilvl w:val="1"/>
+          <w:numId w:val="5"/>
+        </w:numPr>
+      </w:pPr>
+      <w:r>
+        <w:t>Create a knowledge base of problematic patterns identified in red teaming</w:t>
+      </w:r>
+    </w:p>
+    <w:p>
+      <w:pPr>
+        <w:numPr>
+          <w:ilvl w:val="1"/>
+          <w:numId w:val="5"/>
+        </w:numPr>
+      </w:pPr>
+      <w:r>
+        <w:t>Develop dynamic retrieval systems to match potentially problematic inputs against known patterns</w:t>
+      </w:r>
+    </w:p>
+    <w:p>
+      <w:pPr>
+        <w:numPr>
+          <w:ilvl w:val="1"/>
+          <w:numId w:val="5"/>
+        </w:numPr>
+      </w:pPr>
+      <w:r>
+        <w:t>Implement feedback loops that continuously update the retrieval system</w:t>
+      </w:r>
+    </w:p>
+    <w:p>
+      <w:pPr>
+        <w:pStyle w:val="Heading5"/>
+        <w:numPr>
+          <w:ilvl w:val="0"/>
+          <w:numId w:val="17"/>
+        </w:numPr>
+      </w:pPr>
+      <w:r>
+        <w:t xml:space="preserve">System Prompt Hardening </w:t>
+      </w:r>
+    </w:p>
+    <w:p>
+      <w:pPr>
+        <w:numPr>
+          <w:ilvl w:val="1"/>
+          <w:numId w:val="5"/>
+        </w:numPr>
+      </w:pPr>
+      <w:r>
+        <w:t xml:space="preserve">Reinforce system instructions with specific </w:t>
+      </w:r>
+      <w:r>
+        <w:t>counter</w:t>
+      </w:r>
+      <w:r>
+        <w:t xml:space="preserve"> </w:t>
+      </w:r>
+      <w:r>
+        <w:t>examples</w:t>
+      </w:r>
+      <w:r>
+        <w:t xml:space="preserve"> from red teaming</w:t>
+      </w:r>
+    </w:p>
+    <w:p>
+      <w:pPr>
+        <w:numPr>
+          <w:ilvl w:val="1"/>
+          <w:numId w:val="5"/>
+        </w:numPr>
+      </w:pPr>
+      <w:r>
+        <w:t>Include explicit refusal patterns for identified attack vectors</w:t>
+      </w:r>
+    </w:p>
+    <w:p>
+      <w:pPr>
+        <w:numPr>
+          <w:ilvl w:val="1"/>
+          <w:numId w:val="5"/>
+        </w:numPr>
+      </w:pPr>
+      <w:r>
+        <w:t>Add contextual awareness instructions related to discovered vulnerabilities</w:t>
+      </w:r>
+    </w:p>
+    <w:p>
+      <w:pPr>
+        <w:pStyle w:val="Heading3"/>
+        <w:numPr>
+          <w:ilvl w:val="0"/>
+          <w:numId w:val="9"/>
+        </w:numPr>
+      </w:pPr>
+      <w:r>
+        <w:t>Continuous Improvement Cycle</w:t>
+      </w:r>
+    </w:p>
+    <w:p>
+      <w:pPr>
+        <w:pStyle w:val="Heading4"/>
+        <w:numPr>
+          <w:ilvl w:val="0"/>
+          <w:numId w:val="13"/>
+        </w:numPr>
+      </w:pPr>
+      <w:r>
+        <w:t xml:space="preserve">Test → Identify → Mitigate → Validate </w:t>
+      </w:r>
+    </w:p>
+    <w:p>
+      <w:pPr>
+        <w:numPr>
+          <w:ilvl w:val="0"/>
+          <w:numId w:val="14"/>
+        </w:numPr>
+        <w:tabs>
+          <w:tab w:val="num" w:pos="720"/>
+        </w:tabs>
+      </w:pPr>
+      <w:r>
+        <w:t xml:space="preserve">Convert </w:t>
+      </w:r>
+      <w:r>
+        <w:t xml:space="preserve">periodic </w:t>
+      </w:r>
+      <w:r>
+        <w:t>red team findings into automated test cases</w:t>
+      </w:r>
+    </w:p>
+    <w:p>
+      <w:pPr>
+        <w:numPr>
+          <w:ilvl w:val="0"/>
+          <w:numId w:val="14"/>
+        </w:numPr>
+        <w:tabs>
+          <w:tab w:val="num" w:pos="720"/>
+        </w:tabs>
+      </w:pPr>
+      <w:r>
+        <w:t>Build comprehensive regression testing suite</w:t>
+      </w:r>
+    </w:p>
+    <w:p>
+      <w:pPr>
+        <w:numPr>
+          <w:ilvl w:val="0"/>
+          <w:numId w:val="14"/>
+        </w:numPr>
+        <w:tabs>
+          <w:tab w:val="num" w:pos="720"/>
+        </w:tabs>
+      </w:pPr>
+      <w:r>
+        <w:t>Implement continuous evaluation to prevent safety degradation</w:t>
+      </w:r>
+    </w:p>
+    <w:p>
+      <w:pPr>
+        <w:numPr>
+          <w:ilvl w:val="0"/>
+          <w:numId w:val="14"/>
+        </w:numPr>
+        <w:tabs>
+          <w:tab w:val="num" w:pos="720"/>
+        </w:tabs>
+      </w:pPr>
+      <w:r>
+        <w:t>Establish metrics and benchmarks for guardrail effectiveness</w:t>
+      </w:r>
+    </w:p>
+    <w:p>
+      <w:pPr>
+        <w:pStyle w:val="Heading4"/>
+        <w:numPr>
+          <w:ilvl w:val="0"/>
+          <w:numId w:val="13"/>
+        </w:numPr>
+      </w:pPr>
+      <w:r>
+        <w:t>Adaptive Response System</w:t>
+      </w:r>
+    </w:p>
+    <w:p>
+      <w:pPr>
+        <w:numPr>
+          <w:ilvl w:val="0"/>
+          <w:numId w:val="15"/>
+        </w:numPr>
+        <w:tabs>
+          <w:tab w:val="num" w:pos="720"/>
+        </w:tabs>
+      </w:pPr>
+      <w:r>
+        <w:t>Track patterns in user interactions correlated with evasion attempts</w:t>
+      </w:r>
+    </w:p>
+    <w:p>
+      <w:pPr>
+        <w:numPr>
+          <w:ilvl w:val="0"/>
+          <w:numId w:val="15"/>
+        </w:numPr>
+        <w:tabs>
+          <w:tab w:val="num" w:pos="720"/>
+        </w:tabs>
+      </w:pPr>
+      <w:r>
+        <w:t>Develop risk scoring mechanisms for different interaction patterns</w:t>
+      </w:r>
+    </w:p>
+    <w:p>
+      <w:pPr>
+        <w:numPr>
+          <w:ilvl w:val="0"/>
+          <w:numId w:val="15"/>
+        </w:numPr>
+        <w:tabs>
+          <w:tab w:val="num" w:pos="720"/>
+        </w:tabs>
+      </w:pPr>
+      <w:r>
+        <w:t>Create graduated response systems that adjust guardrail strength to risk level</w:t>
+      </w:r>
+    </w:p>
+    <w:p>
+      <w:pPr>
+        <w:numPr>
+          <w:ilvl w:val="0"/>
+          <w:numId w:val="15"/>
+        </w:numPr>
+        <w:tabs>
+          <w:tab w:val="num" w:pos="720"/>
+        </w:tabs>
+      </w:pPr>
+      <w:r>
+        <w:t>Implement circuit breakers for suspending service in case of detected attacks</w:t>
+      </w:r>
+    </w:p>
+    <w:p>
+      <w:pPr>
+        <w:pStyle w:val="Heading4"/>
+        <w:numPr>
+          <w:ilvl w:val="0"/>
+          <w:numId w:val="13"/>
+        </w:numPr>
+      </w:pPr>
+      <w:r>
+        <w:t>Knowledge Management</w:t>
+      </w:r>
+    </w:p>
+    <w:p>
+      <w:pPr>
+        <w:numPr>
+          <w:ilvl w:val="0"/>
+          <w:numId w:val="16"/>
+        </w:numPr>
+        <w:tabs>
+          <w:tab w:val="num" w:pos="720"/>
+        </w:tabs>
+      </w:pPr>
+      <w:r>
+        <w:t>Document discovered vulnerabilities and their mitigations</w:t>
+      </w:r>
+    </w:p>
+    <w:p>
+      <w:pPr>
+        <w:numPr>
+          <w:ilvl w:val="0"/>
+          <w:numId w:val="16"/>
+        </w:numPr>
+        <w:tabs>
+          <w:tab w:val="num" w:pos="720"/>
+        </w:tabs>
+      </w:pPr>
+      <w:r>
+        <w:t>Create taxonomies of attack patterns and defence mechanisms</w:t>
+      </w:r>
+    </w:p>
+    <w:p>
+      <w:pPr>
+        <w:numPr>
+          <w:ilvl w:val="0"/>
+          <w:numId w:val="16"/>
+        </w:numPr>
+        <w:tabs>
+          <w:tab w:val="num" w:pos="720"/>
+        </w:tabs>
+      </w:pPr>
+      <w:r>
+        <w:t>Develop training materials for AI safety engineering based on findings</w:t>
+      </w:r>
+    </w:p>
+    <w:p>
+      <w:pPr>
+        <w:numPr>
+          <w:ilvl w:val="0"/>
+          <w:numId w:val="16"/>
+        </w:numPr>
+        <w:tabs>
+          <w:tab w:val="num" w:pos="720"/>
+        </w:tabs>
+      </w:pPr>
+      <w:r>
+        <w:lastRenderedPageBreak/>
+        <w:t xml:space="preserve">Share findings appropriately within the </w:t>
+      </w:r>
+      <w:r>
+        <w:t>team</w:t>
+      </w:r>
+    </w:p>
+    <w:p>
+      <w:pPr>
+        <w:pStyle w:val="Heading3"/>
+        <w:numPr>
+          <w:ilvl w:val="0"/>
+          <w:numId w:val="9"/>
+        </w:numPr>
+      </w:pPr>
+      <w:r>
+        <w:t>Best Practices</w:t>
+      </w:r>
+    </w:p>
+    <w:p>
+      <w:pPr>
+        <w:numPr>
+          <w:ilvl w:val="0"/>
+          <w:numId w:val="7"/>
+        </w:numPr>
+      </w:pPr>
+      <w:r>
+        <w:rPr>
+          <w:b/>
+          <w:bCs/>
+        </w:rPr>
+        <w:t>Layered Défense</w:t>
       </w:r>
       <w:r>
         <w:t>: Deploy multiple complementary guardrail mechanisms rather than relying on a single approach</w:t>
@@ -945,6 +1738,155 @@
     </w:lvl>
   </w:abstractNum>
   <w:abstractNum w:abstractNumId="1" w15:restartNumberingAfterBreak="0">
+    <w:nsid w:val="06533D65"/>
+    <w:multiLevelType w:val="multilevel"/>
+    <w:tmpl w:val="2B3AAD60"/>
+    <w:lvl w:ilvl="0">
+      <w:start w:val="1"/>
+      <w:numFmt w:val="bullet"/>
+      <w:lvlText w:val=""/>
+      <w:lvlJc w:val="left"/>
+      <w:pPr>
+        <w:tabs>
+          <w:tab w:val="num" w:pos="720"/>
+        </w:tabs>
+        <w:ind w:left="720" w:hanging="360"/>
+      </w:pPr>
+      <w:rPr>
+        <w:rFonts w:ascii="Symbol" w:hAnsi="Symbol" w:hint="default"/>
+        <w:sz w:val="20"/>
+      </w:rPr>
+    </w:lvl>
+    <w:lvl w:ilvl="1">
+      <w:start w:val="1"/>
+      <w:numFmt w:val="bullet"/>
+      <w:lvlText w:val="o"/>
+      <w:lvlJc w:val="left"/>
+      <w:pPr>
+        <w:tabs>
+          <w:tab w:val="num" w:pos="1440"/>
+        </w:tabs>
+        <w:ind w:left="1440" w:hanging="360"/>
+      </w:pPr>
+      <w:rPr>
+        <w:rFonts w:ascii="Courier New" w:hAnsi="Courier New" w:hint="default"/>
+        <w:sz w:val="20"/>
+      </w:rPr>
+    </w:lvl>
+    <w:lvl w:ilvl="2" w:tentative="1">
+      <w:start w:val="1"/>
+      <w:numFmt w:val="bullet"/>
+      <w:lvlText w:val=""/>
+      <w:lvlJc w:val="left"/>
+      <w:pPr>
+        <w:tabs>
+          <w:tab w:val="num" w:pos="2160"/>
+        </w:tabs>
+        <w:ind w:left="2160" w:hanging="360"/>
+      </w:pPr>
+      <w:rPr>
+        <w:rFonts w:ascii="Wingdings" w:hAnsi="Wingdings" w:hint="default"/>
+        <w:sz w:val="20"/>
+      </w:rPr>
+    </w:lvl>
+    <w:lvl w:ilvl="3" w:tentative="1">
+      <w:start w:val="1"/>
+      <w:numFmt w:val="bullet"/>
+      <w:lvlText w:val=""/>
+      <w:lvlJc w:val="left"/>
+      <w:pPr>
+        <w:tabs>
+          <w:tab w:val="num" w:pos="2880"/>
+        </w:tabs>
+        <w:ind w:left="2880" w:hanging="360"/>
+      </w:pPr>
+      <w:rPr>
+        <w:rFonts w:ascii="Wingdings" w:hAnsi="Wingdings" w:hint="default"/>
+        <w:sz w:val="20"/>
+      </w:rPr>
+    </w:lvl>
+    <w:lvl w:ilvl="4" w:tentative="1">
+      <w:start w:val="1"/>
+      <w:numFmt w:val="bullet"/>
+      <w:lvlText w:val=""/>
+      <w:lvlJc w:val="left"/>
+      <w:pPr>
+        <w:tabs>
+          <w:tab w:val="num" w:pos="3600"/>
+        </w:tabs>
+        <w:ind w:left="3600" w:hanging="360"/>
+      </w:pPr>
+      <w:rPr>
+        <w:rFonts w:ascii="Wingdings" w:hAnsi="Wingdings" w:hint="default"/>
+        <w:sz w:val="20"/>
+      </w:rPr>
+    </w:lvl>
+    <w:lvl w:ilvl="5" w:tentative="1">
+      <w:start w:val="1"/>
+      <w:numFmt w:val="bullet"/>
+      <w:lvlText w:val=""/>
+      <w:lvlJc w:val="left"/>
+      <w:pPr>
+        <w:tabs>
+          <w:tab w:val="num" w:pos="4320"/>
+        </w:tabs>
+        <w:ind w:left="4320" w:hanging="360"/>
+      </w:pPr>
+      <w:rPr>
+        <w:rFonts w:ascii="Wingdings" w:hAnsi="Wingdings" w:hint="default"/>
+        <w:sz w:val="20"/>
+      </w:rPr>
+    </w:lvl>
+    <w:lvl w:ilvl="6" w:tentative="1">
+      <w:start w:val="1"/>
+      <w:numFmt w:val="bullet"/>
+      <w:lvlText w:val=""/>
+      <w:lvlJc w:val="left"/>
+      <w:pPr>
+        <w:tabs>
+          <w:tab w:val="num" w:pos="5040"/>
+        </w:tabs>
+        <w:ind w:left="5040" w:hanging="360"/>
+      </w:pPr>
+      <w:rPr>
+        <w:rFonts w:ascii="Wingdings" w:hAnsi="Wingdings" w:hint="default"/>
+        <w:sz w:val="20"/>
+      </w:rPr>
+    </w:lvl>
+    <w:lvl w:ilvl="7" w:tentative="1">
+      <w:start w:val="1"/>
+      <w:numFmt w:val="bullet"/>
+      <w:lvlText w:val=""/>
+      <w:lvlJc w:val="left"/>
+      <w:pPr>
+        <w:tabs>
+          <w:tab w:val="num" w:pos="5760"/>
+        </w:tabs>
+        <w:ind w:left="5760" w:hanging="360"/>
+      </w:pPr>
+      <w:rPr>
+        <w:rFonts w:ascii="Wingdings" w:hAnsi="Wingdings" w:hint="default"/>
+        <w:sz w:val="20"/>
+      </w:rPr>
+    </w:lvl>
+    <w:lvl w:ilvl="8" w:tentative="1">
+      <w:start w:val="1"/>
+      <w:numFmt w:val="bullet"/>
+      <w:lvlText w:val=""/>
+      <w:lvlJc w:val="left"/>
+      <w:pPr>
+        <w:tabs>
+          <w:tab w:val="num" w:pos="6480"/>
+        </w:tabs>
+        <w:ind w:left="6480" w:hanging="360"/>
+      </w:pPr>
+      <w:rPr>
+        <w:rFonts w:ascii="Wingdings" w:hAnsi="Wingdings" w:hint="default"/>
+        <w:sz w:val="20"/>
+      </w:rPr>
+    </w:lvl>
+  </w:abstractNum>
+  <w:abstractNum w:abstractNumId="2" w15:restartNumberingAfterBreak="0">
     <w:nsid w:val="09215E83"/>
     <w:multiLevelType w:val="hybridMultilevel"/>
     <w:tmpl w:val="E870A580"/>
@@ -1030,7 +1972,7 @@
       </w:pPr>
     </w:lvl>
   </w:abstractNum>
-  <w:abstractNum w:abstractNumId="2" w15:restartNumberingAfterBreak="0">
+  <w:abstractNum w:abstractNumId="3" w15:restartNumberingAfterBreak="0">
     <w:nsid w:val="0D621401"/>
     <w:multiLevelType w:val="multilevel"/>
     <w:tmpl w:val="26FA9E74"/>
@@ -1041,9 +1983,9 @@
       <w:lvlJc w:val="left"/>
       <w:pPr>
         <w:tabs>
-          <w:tab w:val="num" w:pos="720"/>
-        </w:tabs>
-        <w:ind w:left="720" w:hanging="360"/>
+          <w:tab w:val="num" w:pos="1080"/>
+        </w:tabs>
+        <w:ind w:left="1080" w:hanging="360"/>
       </w:pPr>
       <w:rPr>
         <w:rFonts w:ascii="Symbol" w:hAnsi="Symbol" w:hint="default"/>
@@ -1057,9 +1999,9 @@
       <w:lvlJc w:val="left"/>
       <w:pPr>
         <w:tabs>
-          <w:tab w:val="num" w:pos="1440"/>
-        </w:tabs>
-        <w:ind w:left="1440" w:hanging="360"/>
+          <w:tab w:val="num" w:pos="1800"/>
+        </w:tabs>
+        <w:ind w:left="1800" w:hanging="360"/>
       </w:pPr>
       <w:rPr>
         <w:rFonts w:ascii="Courier New" w:hAnsi="Courier New" w:hint="default"/>
@@ -1073,9 +2015,9 @@
       <w:lvlJc w:val="left"/>
       <w:pPr>
         <w:tabs>
-          <w:tab w:val="num" w:pos="2160"/>
-        </w:tabs>
-        <w:ind w:left="2160" w:hanging="360"/>
+          <w:tab w:val="num" w:pos="2520"/>
+        </w:tabs>
+        <w:ind w:left="2520" w:hanging="360"/>
       </w:pPr>
       <w:rPr>
         <w:rFonts w:ascii="Wingdings" w:hAnsi="Wingdings" w:hint="default"/>
@@ -1089,9 +2031,9 @@
       <w:lvlJc w:val="left"/>
       <w:pPr>
         <w:tabs>
-          <w:tab w:val="num" w:pos="2880"/>
-        </w:tabs>
-        <w:ind w:left="2880" w:hanging="360"/>
+          <w:tab w:val="num" w:pos="3240"/>
+        </w:tabs>
+        <w:ind w:left="3240" w:hanging="360"/>
       </w:pPr>
       <w:rPr>
         <w:rFonts w:ascii="Wingdings" w:hAnsi="Wingdings" w:hint="default"/>
@@ -1105,9 +2047,9 @@
       <w:lvlJc w:val="left"/>
       <w:pPr>
         <w:tabs>
-          <w:tab w:val="num" w:pos="3600"/>
-        </w:tabs>
-        <w:ind w:left="3600" w:hanging="360"/>
+          <w:tab w:val="num" w:pos="3960"/>
+        </w:tabs>
+        <w:ind w:left="3960" w:hanging="360"/>
       </w:pPr>
       <w:rPr>
         <w:rFonts w:ascii="Wingdings" w:hAnsi="Wingdings" w:hint="default"/>
@@ -1121,9 +2063,9 @@
       <w:lvlJc w:val="left"/>
       <w:pPr>
         <w:tabs>
-          <w:tab w:val="num" w:pos="4320"/>
-        </w:tabs>
-        <w:ind w:left="4320" w:hanging="360"/>
+          <w:tab w:val="num" w:pos="4680"/>
+        </w:tabs>
+        <w:ind w:left="4680" w:hanging="360"/>
       </w:pPr>
       <w:rPr>
         <w:rFonts w:ascii="Wingdings" w:hAnsi="Wingdings" w:hint="default"/>
@@ -1137,9 +2079,9 @@
       <w:lvlJc w:val="left"/>
       <w:pPr>
         <w:tabs>
-          <w:tab w:val="num" w:pos="5040"/>
-        </w:tabs>
-        <w:ind w:left="5040" w:hanging="360"/>
+          <w:tab w:val="num" w:pos="5400"/>
+        </w:tabs>
+        <w:ind w:left="5400" w:hanging="360"/>
       </w:pPr>
       <w:rPr>
         <w:rFonts w:ascii="Wingdings" w:hAnsi="Wingdings" w:hint="default"/>
@@ -1153,9 +2095,9 @@
       <w:lvlJc w:val="left"/>
       <w:pPr>
         <w:tabs>
-          <w:tab w:val="num" w:pos="5760"/>
-        </w:tabs>
-        <w:ind w:left="5760" w:hanging="360"/>
+          <w:tab w:val="num" w:pos="6120"/>
+        </w:tabs>
+        <w:ind w:left="6120" w:hanging="360"/>
       </w:pPr>
       <w:rPr>
         <w:rFonts w:ascii="Wingdings" w:hAnsi="Wingdings" w:hint="default"/>
@@ -1169,9 +2111,9 @@
       <w:lvlJc w:val="left"/>
       <w:pPr>
         <w:tabs>
-          <w:tab w:val="num" w:pos="6480"/>
-        </w:tabs>
-        <w:ind w:left="6480" w:hanging="360"/>
+          <w:tab w:val="num" w:pos="6840"/>
+        </w:tabs>
+        <w:ind w:left="6840" w:hanging="360"/>
       </w:pPr>
       <w:rPr>
         <w:rFonts w:ascii="Wingdings" w:hAnsi="Wingdings" w:hint="default"/>
@@ -1179,7 +2121,7 @@
       </w:rPr>
     </w:lvl>
   </w:abstractNum>
-  <w:abstractNum w:abstractNumId="3" w15:restartNumberingAfterBreak="0">
+  <w:abstractNum w:abstractNumId="4" w15:restartNumberingAfterBreak="0">
     <w:nsid w:val="115E6C05"/>
     <w:multiLevelType w:val="multilevel"/>
     <w:tmpl w:val="A45CD67A"/>
@@ -1296,7 +2238,7 @@
       </w:pPr>
     </w:lvl>
   </w:abstractNum>
-  <w:abstractNum w:abstractNumId="4" w15:restartNumberingAfterBreak="0">
+  <w:abstractNum w:abstractNumId="5" w15:restartNumberingAfterBreak="0">
     <w:nsid w:val="1BA416EC"/>
     <w:multiLevelType w:val="multilevel"/>
     <w:tmpl w:val="21342E72"/>
@@ -1307,9 +2249,9 @@
       <w:lvlJc w:val="left"/>
       <w:pPr>
         <w:tabs>
-          <w:tab w:val="num" w:pos="720"/>
-        </w:tabs>
-        <w:ind w:left="720" w:hanging="360"/>
+          <w:tab w:val="num" w:pos="1080"/>
+        </w:tabs>
+        <w:ind w:left="1080" w:hanging="360"/>
       </w:pPr>
       <w:rPr>
         <w:rFonts w:ascii="Symbol" w:hAnsi="Symbol" w:hint="default"/>
@@ -1323,9 +2265,9 @@
       <w:lvlJc w:val="left"/>
       <w:pPr>
         <w:tabs>
-          <w:tab w:val="num" w:pos="1440"/>
-        </w:tabs>
-        <w:ind w:left="1440" w:hanging="360"/>
+          <w:tab w:val="num" w:pos="1800"/>
+        </w:tabs>
+        <w:ind w:left="1800" w:hanging="360"/>
       </w:pPr>
       <w:rPr>
         <w:rFonts w:ascii="Courier New" w:hAnsi="Courier New" w:hint="default"/>
@@ -1339,9 +2281,9 @@
       <w:lvlJc w:val="left"/>
       <w:pPr>
         <w:tabs>
-          <w:tab w:val="num" w:pos="2160"/>
-        </w:tabs>
-        <w:ind w:left="2160" w:hanging="360"/>
+          <w:tab w:val="num" w:pos="2520"/>
+        </w:tabs>
+        <w:ind w:left="2520" w:hanging="360"/>
       </w:pPr>
       <w:rPr>
         <w:rFonts w:ascii="Wingdings" w:hAnsi="Wingdings" w:hint="default"/>
@@ -1355,9 +2297,9 @@
       <w:lvlJc w:val="left"/>
       <w:pPr>
         <w:tabs>
-          <w:tab w:val="num" w:pos="2880"/>
-        </w:tabs>
-        <w:ind w:left="2880" w:hanging="360"/>
+          <w:tab w:val="num" w:pos="3240"/>
+        </w:tabs>
+        <w:ind w:left="3240" w:hanging="360"/>
       </w:pPr>
       <w:rPr>
         <w:rFonts w:ascii="Wingdings" w:hAnsi="Wingdings" w:hint="default"/>
@@ -1371,9 +2313,9 @@
       <w:lvlJc w:val="left"/>
       <w:pPr>
         <w:tabs>
-          <w:tab w:val="num" w:pos="3600"/>
-        </w:tabs>
-        <w:ind w:left="3600" w:hanging="360"/>
+          <w:tab w:val="num" w:pos="3960"/>
+        </w:tabs>
+        <w:ind w:left="3960" w:hanging="360"/>
       </w:pPr>
       <w:rPr>
         <w:rFonts w:ascii="Wingdings" w:hAnsi="Wingdings" w:hint="default"/>
@@ -1387,9 +2329,9 @@
       <w:lvlJc w:val="left"/>
       <w:pPr>
         <w:tabs>
-          <w:tab w:val="num" w:pos="4320"/>
-        </w:tabs>
-        <w:ind w:left="4320" w:hanging="360"/>
+          <w:tab w:val="num" w:pos="4680"/>
+        </w:tabs>
+        <w:ind w:left="4680" w:hanging="360"/>
       </w:pPr>
       <w:rPr>
         <w:rFonts w:ascii="Wingdings" w:hAnsi="Wingdings" w:hint="default"/>
@@ -1403,9 +2345,9 @@
       <w:lvlJc w:val="left"/>
       <w:pPr>
         <w:tabs>
-          <w:tab w:val="num" w:pos="5040"/>
-        </w:tabs>
-        <w:ind w:left="5040" w:hanging="360"/>
+          <w:tab w:val="num" w:pos="5400"/>
+        </w:tabs>
+        <w:ind w:left="5400" w:hanging="360"/>
       </w:pPr>
       <w:rPr>
         <w:rFonts w:ascii="Wingdings" w:hAnsi="Wingdings" w:hint="default"/>
@@ -1419,9 +2361,9 @@
       <w:lvlJc w:val="left"/>
       <w:pPr>
         <w:tabs>
-          <w:tab w:val="num" w:pos="5760"/>
-        </w:tabs>
-        <w:ind w:left="5760" w:hanging="360"/>
+          <w:tab w:val="num" w:pos="6120"/>
+        </w:tabs>
+        <w:ind w:left="6120" w:hanging="360"/>
       </w:pPr>
       <w:rPr>
         <w:rFonts w:ascii="Wingdings" w:hAnsi="Wingdings" w:hint="default"/>
@@ -1435,9 +2377,9 @@
       <w:lvlJc w:val="left"/>
       <w:pPr>
         <w:tabs>
-          <w:tab w:val="num" w:pos="6480"/>
-        </w:tabs>
-        <w:ind w:left="6480" w:hanging="360"/>
+          <w:tab w:val="num" w:pos="6840"/>
+        </w:tabs>
+        <w:ind w:left="6840" w:hanging="360"/>
       </w:pPr>
       <w:rPr>
         <w:rFonts w:ascii="Wingdings" w:hAnsi="Wingdings" w:hint="default"/>
@@ -1445,10 +2387,10 @@
       </w:rPr>
     </w:lvl>
   </w:abstractNum>
-  <w:abstractNum w:abstractNumId="5" w15:restartNumberingAfterBreak="0">
+  <w:abstractNum w:abstractNumId="6" w15:restartNumberingAfterBreak="0">
     <w:nsid w:val="29EF7B0D"/>
     <w:multiLevelType w:val="hybridMultilevel"/>
-    <w:tmpl w:val="07549646"/>
+    <w:tmpl w:val="994EB39A"/>
     <w:lvl w:ilvl="0" w:tplc="4009000F">
       <w:start w:val="1"/>
       <w:numFmt w:val="decimal"/>
@@ -1531,7 +2473,7 @@
       </w:pPr>
     </w:lvl>
   </w:abstractNum>
-  <w:abstractNum w:abstractNumId="6" w15:restartNumberingAfterBreak="0">
+  <w:abstractNum w:abstractNumId="7" w15:restartNumberingAfterBreak="0">
     <w:nsid w:val="40095890"/>
     <w:multiLevelType w:val="multilevel"/>
     <w:tmpl w:val="A110509E"/>
@@ -1680,7 +2622,7 @@
       </w:rPr>
     </w:lvl>
   </w:abstractNum>
-  <w:abstractNum w:abstractNumId="7" w15:restartNumberingAfterBreak="0">
+  <w:abstractNum w:abstractNumId="8" w15:restartNumberingAfterBreak="0">
     <w:nsid w:val="50D37B9C"/>
     <w:multiLevelType w:val="multilevel"/>
     <w:tmpl w:val="A4AE2B1E"/>
@@ -1797,7 +2739,7 @@
       </w:pPr>
     </w:lvl>
   </w:abstractNum>
-  <w:abstractNum w:abstractNumId="8" w15:restartNumberingAfterBreak="0">
+  <w:abstractNum w:abstractNumId="9" w15:restartNumberingAfterBreak="0">
     <w:nsid w:val="538E4176"/>
     <w:multiLevelType w:val="hybridMultilevel"/>
     <w:tmpl w:val="3AE842DC"/>
@@ -1883,7 +2825,7 @@
       </w:pPr>
     </w:lvl>
   </w:abstractNum>
-  <w:abstractNum w:abstractNumId="9" w15:restartNumberingAfterBreak="0">
+  <w:abstractNum w:abstractNumId="10" w15:restartNumberingAfterBreak="0">
     <w:nsid w:val="53EF47CF"/>
     <w:multiLevelType w:val="multilevel"/>
     <w:tmpl w:val="34AACFD8"/>
@@ -2032,7 +2974,93 @@
       </w:rPr>
     </w:lvl>
   </w:abstractNum>
-  <w:abstractNum w:abstractNumId="10" w15:restartNumberingAfterBreak="0">
+  <w:abstractNum w:abstractNumId="11" w15:restartNumberingAfterBreak="0">
+    <w:nsid w:val="56107BE6"/>
+    <w:multiLevelType w:val="hybridMultilevel"/>
+    <w:tmpl w:val="B9C40296"/>
+    <w:lvl w:ilvl="0" w:tplc="40090017">
+      <w:start w:val="1"/>
+      <w:numFmt w:val="lowerLetter"/>
+      <w:lvlText w:val="%1)"/>
+      <w:lvlJc w:val="left"/>
+      <w:pPr>
+        <w:ind w:left="1080" w:hanging="360"/>
+      </w:pPr>
+    </w:lvl>
+    <w:lvl w:ilvl="1" w:tplc="FFFFFFFF" w:tentative="1">
+      <w:start w:val="1"/>
+      <w:numFmt w:val="lowerLetter"/>
+      <w:lvlText w:val="%2."/>
+      <w:lvlJc w:val="left"/>
+      <w:pPr>
+        <w:ind w:left="1800" w:hanging="360"/>
+      </w:pPr>
+    </w:lvl>
+    <w:lvl w:ilvl="2" w:tplc="FFFFFFFF" w:tentative="1">
+      <w:start w:val="1"/>
+      <w:numFmt w:val="lowerRoman"/>
+      <w:lvlText w:val="%3."/>
+      <w:lvlJc w:val="right"/>
+      <w:pPr>
+        <w:ind w:left="2520" w:hanging="180"/>
+      </w:pPr>
+    </w:lvl>
+    <w:lvl w:ilvl="3" w:tplc="FFFFFFFF" w:tentative="1">
+      <w:start w:val="1"/>
+      <w:numFmt w:val="decimal"/>
+      <w:lvlText w:val="%4."/>
+      <w:lvlJc w:val="left"/>
+      <w:pPr>
+        <w:ind w:left="3240" w:hanging="360"/>
+      </w:pPr>
+    </w:lvl>
+    <w:lvl w:ilvl="4" w:tplc="FFFFFFFF" w:tentative="1">
+      <w:start w:val="1"/>
+      <w:numFmt w:val="lowerLetter"/>
+      <w:lvlText w:val="%5."/>
+      <w:lvlJc w:val="left"/>
+      <w:pPr>
+        <w:ind w:left="3960" w:hanging="360"/>
+      </w:pPr>
+    </w:lvl>
+    <w:lvl w:ilvl="5" w:tplc="FFFFFFFF" w:tentative="1">
+      <w:start w:val="1"/>
+      <w:numFmt w:val="lowerRoman"/>
+      <w:lvlText w:val="%6."/>
+      <w:lvlJc w:val="right"/>
+      <w:pPr>
+        <w:ind w:left="4680" w:hanging="180"/>
+      </w:pPr>
+    </w:lvl>
+    <w:lvl w:ilvl="6" w:tplc="FFFFFFFF" w:tentative="1">
+      <w:start w:val="1"/>
+      <w:numFmt w:val="decimal"/>
+      <w:lvlText w:val="%7."/>
+      <w:lvlJc w:val="left"/>
+      <w:pPr>
+        <w:ind w:left="5400" w:hanging="360"/>
+      </w:pPr>
+    </w:lvl>
+    <w:lvl w:ilvl="7" w:tplc="FFFFFFFF" w:tentative="1">
+      <w:start w:val="1"/>
+      <w:numFmt w:val="lowerLetter"/>
+      <w:lvlText w:val="%8."/>
+      <w:lvlJc w:val="left"/>
+      <w:pPr>
+        <w:ind w:left="6120" w:hanging="360"/>
+      </w:pPr>
+    </w:lvl>
+    <w:lvl w:ilvl="8" w:tplc="FFFFFFFF" w:tentative="1">
+      <w:start w:val="1"/>
+      <w:numFmt w:val="lowerRoman"/>
+      <w:lvlText w:val="%9."/>
+      <w:lvlJc w:val="right"/>
+      <w:pPr>
+        <w:ind w:left="6840" w:hanging="180"/>
+      </w:pPr>
+    </w:lvl>
+  </w:abstractNum>
+  <w:abstractNum w:abstractNumId="12" w15:restartNumberingAfterBreak="0">
     <w:nsid w:val="62EC4E04"/>
     <w:multiLevelType w:val="multilevel"/>
     <w:tmpl w:val="47D06C2E"/>
@@ -2181,7 +3209,7 @@
       </w:rPr>
     </w:lvl>
   </w:abstractNum>
-  <w:abstractNum w:abstractNumId="11" w15:restartNumberingAfterBreak="0">
+  <w:abstractNum w:abstractNumId="13" w15:restartNumberingAfterBreak="0">
     <w:nsid w:val="6377137D"/>
     <w:multiLevelType w:val="hybridMultilevel"/>
     <w:tmpl w:val="BB1C96F0"/>
@@ -2267,7 +3295,7 @@
       </w:pPr>
     </w:lvl>
   </w:abstractNum>
-  <w:abstractNum w:abstractNumId="12" w15:restartNumberingAfterBreak="0">
+  <w:abstractNum w:abstractNumId="14" w15:restartNumberingAfterBreak="0">
     <w:nsid w:val="69F77552"/>
     <w:multiLevelType w:val="multilevel"/>
     <w:tmpl w:val="2B524FE4"/>
@@ -2278,9 +3306,9 @@
       <w:lvlJc w:val="left"/>
       <w:pPr>
         <w:tabs>
-          <w:tab w:val="num" w:pos="720"/>
-        </w:tabs>
-        <w:ind w:left="720" w:hanging="360"/>
+          <w:tab w:val="num" w:pos="1080"/>
+        </w:tabs>
+        <w:ind w:left="1080" w:hanging="360"/>
       </w:pPr>
       <w:rPr>
         <w:rFonts w:ascii="Symbol" w:hAnsi="Symbol" w:hint="default"/>
@@ -2294,9 +3322,9 @@
       <w:lvlJc w:val="left"/>
       <w:pPr>
         <w:tabs>
-          <w:tab w:val="num" w:pos="1440"/>
-        </w:tabs>
-        <w:ind w:left="1440" w:hanging="360"/>
+          <w:tab w:val="num" w:pos="1800"/>
+        </w:tabs>
+        <w:ind w:left="1800" w:hanging="360"/>
       </w:pPr>
       <w:rPr>
         <w:rFonts w:ascii="Courier New" w:hAnsi="Courier New" w:hint="default"/>
@@ -2310,9 +3338,9 @@
       <w:lvlJc w:val="left"/>
       <w:pPr>
         <w:tabs>
-          <w:tab w:val="num" w:pos="2160"/>
-        </w:tabs>
-        <w:ind w:left="2160" w:hanging="360"/>
+          <w:tab w:val="num" w:pos="2520"/>
+        </w:tabs>
+        <w:ind w:left="2520" w:hanging="360"/>
       </w:pPr>
       <w:rPr>
         <w:rFonts w:ascii="Wingdings" w:hAnsi="Wingdings" w:hint="default"/>
@@ -2326,9 +3354,9 @@
       <w:lvlJc w:val="left"/>
       <w:pPr>
         <w:tabs>
-          <w:tab w:val="num" w:pos="2880"/>
-        </w:tabs>
-        <w:ind w:left="2880" w:hanging="360"/>
+          <w:tab w:val="num" w:pos="3240"/>
+        </w:tabs>
+        <w:ind w:left="3240" w:hanging="360"/>
       </w:pPr>
       <w:rPr>
         <w:rFonts w:ascii="Wingdings" w:hAnsi="Wingdings" w:hint="default"/>
@@ -2342,9 +3370,9 @@
       <w:lvlJc w:val="left"/>
       <w:pPr>
         <w:tabs>
-          <w:tab w:val="num" w:pos="3600"/>
-        </w:tabs>
-        <w:ind w:left="3600" w:hanging="360"/>
+          <w:tab w:val="num" w:pos="3960"/>
+        </w:tabs>
+        <w:ind w:left="3960" w:hanging="360"/>
       </w:pPr>
       <w:rPr>
         <w:rFonts w:ascii="Wingdings" w:hAnsi="Wingdings" w:hint="default"/>
@@ -2358,9 +3386,9 @@
       <w:lvlJc w:val="left"/>
       <w:pPr>
         <w:tabs>
-          <w:tab w:val="num" w:pos="4320"/>
-        </w:tabs>
-        <w:ind w:left="4320" w:hanging="360"/>
+          <w:tab w:val="num" w:pos="4680"/>
+        </w:tabs>
+        <w:ind w:left="4680" w:hanging="360"/>
       </w:pPr>
       <w:rPr>
         <w:rFonts w:ascii="Wingdings" w:hAnsi="Wingdings" w:hint="default"/>
@@ -2374,9 +3402,9 @@
       <w:lvlJc w:val="left"/>
       <w:pPr>
         <w:tabs>
-          <w:tab w:val="num" w:pos="5040"/>
-        </w:tabs>
-        <w:ind w:left="5040" w:hanging="360"/>
+          <w:tab w:val="num" w:pos="5400"/>
+        </w:tabs>
+        <w:ind w:left="5400" w:hanging="360"/>
       </w:pPr>
       <w:rPr>
         <w:rFonts w:ascii="Wingdings" w:hAnsi="Wingdings" w:hint="default"/>
@@ -2390,9 +3418,9 @@
       <w:lvlJc w:val="left"/>
       <w:pPr>
         <w:tabs>
-          <w:tab w:val="num" w:pos="5760"/>
-        </w:tabs>
-        <w:ind w:left="5760" w:hanging="360"/>
+          <w:tab w:val="num" w:pos="6120"/>
+        </w:tabs>
+        <w:ind w:left="6120" w:hanging="360"/>
       </w:pPr>
       <w:rPr>
         <w:rFonts w:ascii="Wingdings" w:hAnsi="Wingdings" w:hint="default"/>
@@ -2406,9 +3434,9 @@
       <w:lvlJc w:val="left"/>
       <w:pPr>
         <w:tabs>
-          <w:tab w:val="num" w:pos="6480"/>
-        </w:tabs>
-        <w:ind w:left="6480" w:hanging="360"/>
+          <w:tab w:val="num" w:pos="6840"/>
+        </w:tabs>
+        <w:ind w:left="6840" w:hanging="360"/>
       </w:pPr>
       <w:rPr>
         <w:rFonts w:ascii="Wingdings" w:hAnsi="Wingdings" w:hint="default"/>
@@ -2416,7 +3444,7 @@
       </w:rPr>
     </w:lvl>
   </w:abstractNum>
-  <w:abstractNum w:abstractNumId="13" w15:restartNumberingAfterBreak="0">
+  <w:abstractNum w:abstractNumId="15" w15:restartNumberingAfterBreak="0">
     <w:nsid w:val="6AE34C6C"/>
     <w:multiLevelType w:val="hybridMultilevel"/>
     <w:tmpl w:val="1B4213A6"/>
@@ -2505,7 +3533,273 @@
       </w:pPr>
     </w:lvl>
   </w:abstractNum>
-  <w:abstractNum w:abstractNumId="14" w15:restartNumberingAfterBreak="0">
+  <w:abstractNum w:abstractNumId="16" w15:restartNumberingAfterBreak="0">
+    <w:nsid w:val="6BF0177B"/>
+    <w:multiLevelType w:val="multilevel"/>
+    <w:tmpl w:val="16AE5B02"/>
+    <w:lvl w:ilvl="0">
+      <w:start w:val="1"/>
+      <w:numFmt w:val="bullet"/>
+      <w:lvlText w:val=""/>
+      <w:lvlJc w:val="left"/>
+      <w:pPr>
+        <w:tabs>
+          <w:tab w:val="num" w:pos="720"/>
+        </w:tabs>
+        <w:ind w:left="720" w:hanging="360"/>
+      </w:pPr>
+      <w:rPr>
+        <w:rFonts w:ascii="Symbol" w:hAnsi="Symbol" w:hint="default"/>
+        <w:sz w:val="20"/>
+      </w:rPr>
+    </w:lvl>
+    <w:lvl w:ilvl="1">
+      <w:start w:val="1"/>
+      <w:numFmt w:val="bullet"/>
+      <w:lvlText w:val="o"/>
+      <w:lvlJc w:val="left"/>
+      <w:pPr>
+        <w:tabs>
+          <w:tab w:val="num" w:pos="1440"/>
+        </w:tabs>
+        <w:ind w:left="1440" w:hanging="360"/>
+      </w:pPr>
+      <w:rPr>
+        <w:rFonts w:ascii="Courier New" w:hAnsi="Courier New" w:hint="default"/>
+        <w:sz w:val="20"/>
+      </w:rPr>
+    </w:lvl>
+    <w:lvl w:ilvl="2" w:tentative="1">
+      <w:start w:val="1"/>
+      <w:numFmt w:val="bullet"/>
+      <w:lvlText w:val=""/>
+      <w:lvlJc w:val="left"/>
+      <w:pPr>
+        <w:tabs>
+          <w:tab w:val="num" w:pos="2160"/>
+        </w:tabs>
+        <w:ind w:left="2160" w:hanging="360"/>
+      </w:pPr>
+      <w:rPr>
+        <w:rFonts w:ascii="Wingdings" w:hAnsi="Wingdings" w:hint="default"/>
+        <w:sz w:val="20"/>
+      </w:rPr>
+    </w:lvl>
+    <w:lvl w:ilvl="3" w:tentative="1">
+      <w:start w:val="1"/>
+      <w:numFmt w:val="bullet"/>
+      <w:lvlText w:val=""/>
+      <w:lvlJc w:val="left"/>
+      <w:pPr>
+        <w:tabs>
+          <w:tab w:val="num" w:pos="2880"/>
+        </w:tabs>
+        <w:ind w:left="2880" w:hanging="360"/>
+      </w:pPr>
+      <w:rPr>
+        <w:rFonts w:ascii="Wingdings" w:hAnsi="Wingdings" w:hint="default"/>
+        <w:sz w:val="20"/>
+      </w:rPr>
+    </w:lvl>
+    <w:lvl w:ilvl="4" w:tentative="1">
+      <w:start w:val="1"/>
+      <w:numFmt w:val="bullet"/>
+      <w:lvlText w:val=""/>
+      <w:lvlJc w:val="left"/>
+      <w:pPr>
+        <w:tabs>
+          <w:tab w:val="num" w:pos="3600"/>
+        </w:tabs>
+        <w:ind w:left="3600" w:hanging="360"/>
+      </w:pPr>
+      <w:rPr>
+        <w:rFonts w:ascii="Wingdings" w:hAnsi="Wingdings" w:hint="default"/>
+        <w:sz w:val="20"/>
+      </w:rPr>
+    </w:lvl>
+    <w:lvl w:ilvl="5" w:tentative="1">
+      <w:start w:val="1"/>
+      <w:numFmt w:val="bullet"/>
+      <w:lvlText w:val=""/>
+      <w:lvlJc w:val="left"/>
+      <w:pPr>
+        <w:tabs>
+          <w:tab w:val="num" w:pos="4320"/>
+        </w:tabs>
+        <w:ind w:left="4320" w:hanging="360"/>
+      </w:pPr>
+      <w:rPr>
+        <w:rFonts w:ascii="Wingdings" w:hAnsi="Wingdings" w:hint="default"/>
+        <w:sz w:val="20"/>
+      </w:rPr>
+    </w:lvl>
+    <w:lvl w:ilvl="6" w:tentative="1">
+      <w:start w:val="1"/>
+      <w:numFmt w:val="bullet"/>
+      <w:lvlText w:val=""/>
+      <w:lvlJc w:val="left"/>
+      <w:pPr>
+        <w:tabs>
+          <w:tab w:val="num" w:pos="5040"/>
+        </w:tabs>
+        <w:ind w:left="5040" w:hanging="360"/>
+      </w:pPr>
+      <w:rPr>
+        <w:rFonts w:ascii="Wingdings" w:hAnsi="Wingdings" w:hint="default"/>
+        <w:sz w:val="20"/>
+      </w:rPr>
+    </w:lvl>
+    <w:lvl w:ilvl="7" w:tentative="1">
+      <w:start w:val="1"/>
+      <w:numFmt w:val="bullet"/>
+      <w:lvlText w:val=""/>
+      <w:lvlJc w:val="left"/>
+      <w:pPr>
+        <w:tabs>
+          <w:tab w:val="num" w:pos="5760"/>
+        </w:tabs>
+        <w:ind w:left="5760" w:hanging="360"/>
+      </w:pPr>
+      <w:rPr>
+        <w:rFonts w:ascii="Wingdings" w:hAnsi="Wingdings" w:hint="default"/>
+        <w:sz w:val="20"/>
+      </w:rPr>
+    </w:lvl>
+    <w:lvl w:ilvl="8" w:tentative="1">
+      <w:start w:val="1"/>
+      <w:numFmt w:val="bullet"/>
+      <w:lvlText w:val=""/>
+      <w:lvlJc w:val="left"/>
+      <w:pPr>
+        <w:tabs>
+          <w:tab w:val="num" w:pos="6480"/>
+        </w:tabs>
+        <w:ind w:left="6480" w:hanging="360"/>
+      </w:pPr>
+      <w:rPr>
+        <w:rFonts w:ascii="Wingdings" w:hAnsi="Wingdings" w:hint="default"/>
+        <w:sz w:val="20"/>
+      </w:rPr>
+    </w:lvl>
+  </w:abstractNum>
+  <w:abstractNum w:abstractNumId="17" w15:restartNumberingAfterBreak="0">
+    <w:nsid w:val="73572C44"/>
+    <w:multiLevelType w:val="multilevel"/>
+    <w:tmpl w:val="B60ECFA4"/>
+    <w:lvl w:ilvl="0">
+      <w:start w:val="1"/>
+      <w:numFmt w:val="decimal"/>
+      <w:lvlText w:val="%1."/>
+      <w:lvlJc w:val="left"/>
+      <w:pPr>
+        <w:tabs>
+          <w:tab w:val="num" w:pos="720"/>
+        </w:tabs>
+        <w:ind w:left="720" w:hanging="360"/>
+      </w:pPr>
+    </w:lvl>
+    <w:lvl w:ilvl="1">
+      <w:start w:val="1"/>
+      <w:numFmt w:val="bullet"/>
+      <w:lvlText w:val="o"/>
+      <w:lvlJc w:val="left"/>
+      <w:pPr>
+        <w:tabs>
+          <w:tab w:val="num" w:pos="1440"/>
+        </w:tabs>
+        <w:ind w:left="1440" w:hanging="360"/>
+      </w:pPr>
+      <w:rPr>
+        <w:rFonts w:ascii="Courier New" w:hAnsi="Courier New" w:hint="default"/>
+        <w:sz w:val="20"/>
+      </w:rPr>
+    </w:lvl>
+    <w:lvl w:ilvl="2" w:tentative="1">
+      <w:start w:val="1"/>
+      <w:numFmt w:val="decimal"/>
+      <w:lvlText w:val="%3."/>
+      <w:lvlJc w:val="left"/>
+      <w:pPr>
+        <w:tabs>
+          <w:tab w:val="num" w:pos="2160"/>
+        </w:tabs>
+        <w:ind w:left="2160" w:hanging="360"/>
+      </w:pPr>
+    </w:lvl>
+    <w:lvl w:ilvl="3" w:tentative="1">
+      <w:start w:val="1"/>
+      <w:numFmt w:val="decimal"/>
+      <w:lvlText w:val="%4."/>
+      <w:lvlJc w:val="left"/>
+      <w:pPr>
+        <w:tabs>
+          <w:tab w:val="num" w:pos="2880"/>
+        </w:tabs>
+        <w:ind w:left="2880" w:hanging="360"/>
+      </w:pPr>
+    </w:lvl>
+    <w:lvl w:ilvl="4" w:tentative="1">
+      <w:start w:val="1"/>
+      <w:numFmt w:val="decimal"/>
+      <w:lvlText w:val="%5."/>
+      <w:lvlJc w:val="left"/>
+      <w:pPr>
+        <w:tabs>
+          <w:tab w:val="num" w:pos="3600"/>
+        </w:tabs>
+        <w:ind w:left="3600" w:hanging="360"/>
+      </w:pPr>
+    </w:lvl>
+    <w:lvl w:ilvl="5" w:tentative="1">
+      <w:start w:val="1"/>
+      <w:numFmt w:val="decimal"/>
+      <w:lvlText w:val="%6."/>
+      <w:lvlJc w:val="left"/>
+      <w:pPr>
+        <w:tabs>
+          <w:tab w:val="num" w:pos="4320"/>
+        </w:tabs>
+        <w:ind w:left="4320" w:hanging="360"/>
+      </w:pPr>
+    </w:lvl>
+    <w:lvl w:ilvl="6" w:tentative="1">
+      <w:start w:val="1"/>
+      <w:numFmt w:val="decimal"/>
+      <w:lvlText w:val="%7."/>
+      <w:lvlJc w:val="left"/>
+      <w:pPr>
+        <w:tabs>
+          <w:tab w:val="num" w:pos="5040"/>
+        </w:tabs>
+        <w:ind w:left="5040" w:hanging="360"/>
+      </w:pPr>
+    </w:lvl>
+    <w:lvl w:ilvl="7" w:tentative="1">
+      <w:start w:val="1"/>
+      <w:numFmt w:val="decimal"/>
+      <w:lvlText w:val="%8."/>
+      <w:lvlJc w:val="left"/>
+      <w:pPr>
+        <w:tabs>
+          <w:tab w:val="num" w:pos="5760"/>
+        </w:tabs>
+        <w:ind w:left="5760" w:hanging="360"/>
+      </w:pPr>
+    </w:lvl>
+    <w:lvl w:ilvl="8" w:tentative="1">
+      <w:start w:val="1"/>
+      <w:numFmt w:val="decimal"/>
+      <w:lvlText w:val="%9."/>
+      <w:lvlJc w:val="left"/>
+      <w:pPr>
+        <w:tabs>
+          <w:tab w:val="num" w:pos="6480"/>
+        </w:tabs>
+        <w:ind w:left="6480" w:hanging="360"/>
+      </w:pPr>
+    </w:lvl>
+  </w:abstractNum>
+  <w:abstractNum w:abstractNumId="18" w15:restartNumberingAfterBreak="0">
     <w:nsid w:val="79CD0733"/>
     <w:multiLevelType w:val="multilevel"/>
     <w:tmpl w:val="CACC9870"/>
@@ -2654,7 +3948,7 @@
       </w:rPr>
     </w:lvl>
   </w:abstractNum>
-  <w:abstractNum w:abstractNumId="15" w15:restartNumberingAfterBreak="0">
+  <w:abstractNum w:abstractNumId="19" w15:restartNumberingAfterBreak="0">
     <w:nsid w:val="7DB85657"/>
     <w:multiLevelType w:val="multilevel"/>
     <w:tmpl w:val="43382E10"/>
@@ -2803,53 +4097,217 @@
       </w:rPr>
     </w:lvl>
   </w:abstractNum>
+  <w:abstractNum w:abstractNumId="20" w15:restartNumberingAfterBreak="0">
+    <w:nsid w:val="7FDB5B58"/>
+    <w:multiLevelType w:val="multilevel"/>
+    <w:tmpl w:val="367ECF4A"/>
+    <w:lvl w:ilvl="0">
+      <w:start w:val="1"/>
+      <w:numFmt w:val="bullet"/>
+      <w:lvlText w:val=""/>
+      <w:lvlJc w:val="left"/>
+      <w:pPr>
+        <w:tabs>
+          <w:tab w:val="num" w:pos="1080"/>
+        </w:tabs>
+        <w:ind w:left="1080" w:hanging="360"/>
+      </w:pPr>
+      <w:rPr>
+        <w:rFonts w:ascii="Symbol" w:hAnsi="Symbol" w:hint="default"/>
+        <w:sz w:val="20"/>
+      </w:rPr>
+    </w:lvl>
+    <w:lvl w:ilvl="1" w:tentative="1">
+      <w:start w:val="1"/>
+      <w:numFmt w:val="bullet"/>
+      <w:lvlText w:val="o"/>
+      <w:lvlJc w:val="left"/>
+      <w:pPr>
+        <w:tabs>
+          <w:tab w:val="num" w:pos="1800"/>
+        </w:tabs>
+        <w:ind w:left="1800" w:hanging="360"/>
+      </w:pPr>
+      <w:rPr>
+        <w:rFonts w:ascii="Courier New" w:hAnsi="Courier New" w:hint="default"/>
+        <w:sz w:val="20"/>
+      </w:rPr>
+    </w:lvl>
+    <w:lvl w:ilvl="2" w:tentative="1">
+      <w:start w:val="1"/>
+      <w:numFmt w:val="bullet"/>
+      <w:lvlText w:val=""/>
+      <w:lvlJc w:val="left"/>
+      <w:pPr>
+        <w:tabs>
+          <w:tab w:val="num" w:pos="2520"/>
+        </w:tabs>
+        <w:ind w:left="2520" w:hanging="360"/>
+      </w:pPr>
+      <w:rPr>
+        <w:rFonts w:ascii="Wingdings" w:hAnsi="Wingdings" w:hint="default"/>
+        <w:sz w:val="20"/>
+      </w:rPr>
+    </w:lvl>
+    <w:lvl w:ilvl="3" w:tentative="1">
+      <w:start w:val="1"/>
+      <w:numFmt w:val="bullet"/>
+      <w:lvlText w:val=""/>
+      <w:lvlJc w:val="left"/>
+      <w:pPr>
+        <w:tabs>
+          <w:tab w:val="num" w:pos="3240"/>
+        </w:tabs>
+        <w:ind w:left="3240" w:hanging="360"/>
+      </w:pPr>
+      <w:rPr>
+        <w:rFonts w:ascii="Wingdings" w:hAnsi="Wingdings" w:hint="default"/>
+        <w:sz w:val="20"/>
+      </w:rPr>
+    </w:lvl>
+    <w:lvl w:ilvl="4" w:tentative="1">
+      <w:start w:val="1"/>
+      <w:numFmt w:val="bullet"/>
+      <w:lvlText w:val=""/>
+      <w:lvlJc w:val="left"/>
+      <w:pPr>
+        <w:tabs>
+          <w:tab w:val="num" w:pos="3960"/>
+        </w:tabs>
+        <w:ind w:left="3960" w:hanging="360"/>
+      </w:pPr>
+      <w:rPr>
+        <w:rFonts w:ascii="Wingdings" w:hAnsi="Wingdings" w:hint="default"/>
+        <w:sz w:val="20"/>
+      </w:rPr>
+    </w:lvl>
+    <w:lvl w:ilvl="5" w:tentative="1">
+      <w:start w:val="1"/>
+      <w:numFmt w:val="bullet"/>
+      <w:lvlText w:val=""/>
+      <w:lvlJc w:val="left"/>
+      <w:pPr>
+        <w:tabs>
+          <w:tab w:val="num" w:pos="4680"/>
+        </w:tabs>
+        <w:ind w:left="4680" w:hanging="360"/>
+      </w:pPr>
+      <w:rPr>
+        <w:rFonts w:ascii="Wingdings" w:hAnsi="Wingdings" w:hint="default"/>
+        <w:sz w:val="20"/>
+      </w:rPr>
+    </w:lvl>
+    <w:lvl w:ilvl="6" w:tentative="1">
+      <w:start w:val="1"/>
+      <w:numFmt w:val="bullet"/>
+      <w:lvlText w:val=""/>
+      <w:lvlJc w:val="left"/>
+      <w:pPr>
+        <w:tabs>
+          <w:tab w:val="num" w:pos="5400"/>
+        </w:tabs>
+        <w:ind w:left="5400" w:hanging="360"/>
+      </w:pPr>
+      <w:rPr>
+        <w:rFonts w:ascii="Wingdings" w:hAnsi="Wingdings" w:hint="default"/>
+        <w:sz w:val="20"/>
+      </w:rPr>
+    </w:lvl>
+    <w:lvl w:ilvl="7" w:tentative="1">
+      <w:start w:val="1"/>
+      <w:numFmt w:val="bullet"/>
+      <w:lvlText w:val=""/>
+      <w:lvlJc w:val="left"/>
+      <w:pPr>
+        <w:tabs>
+          <w:tab w:val="num" w:pos="6120"/>
+        </w:tabs>
+        <w:ind w:left="6120" w:hanging="360"/>
+      </w:pPr>
+      <w:rPr>
+        <w:rFonts w:ascii="Wingdings" w:hAnsi="Wingdings" w:hint="default"/>
+        <w:sz w:val="20"/>
+      </w:rPr>
+    </w:lvl>
+    <w:lvl w:ilvl="8" w:tentative="1">
+      <w:start w:val="1"/>
+      <w:numFmt w:val="bullet"/>
+      <w:lvlText w:val=""/>
+      <w:lvlJc w:val="left"/>
+      <w:pPr>
+        <w:tabs>
+          <w:tab w:val="num" w:pos="6840"/>
+        </w:tabs>
+        <w:ind w:left="6840" w:hanging="360"/>
+      </w:pPr>
+      <w:rPr>
+        <w:rFonts w:ascii="Wingdings" w:hAnsi="Wingdings" w:hint="default"/>
+        <w:sz w:val="20"/>
+      </w:rPr>
+    </w:lvl>
+  </w:abstractNum>
   <w:num w:numId="1" w16cid:durableId="742918075">
-    <w:abstractNumId w:val="2"/>
+    <w:abstractNumId w:val="3"/>
   </w:num>
   <w:num w:numId="2" w16cid:durableId="197670742">
-    <w:abstractNumId w:val="6"/>
+    <w:abstractNumId w:val="7"/>
   </w:num>
   <w:num w:numId="3" w16cid:durableId="685060701">
+    <w:abstractNumId w:val="5"/>
+  </w:num>
+  <w:num w:numId="4" w16cid:durableId="650406347">
+    <w:abstractNumId w:val="14"/>
+  </w:num>
+  <w:num w:numId="5" w16cid:durableId="1311903177">
+    <w:abstractNumId w:val="8"/>
+  </w:num>
+  <w:num w:numId="6" w16cid:durableId="1613316392">
     <w:abstractNumId w:val="4"/>
   </w:num>
-  <w:num w:numId="4" w16cid:durableId="650406347">
-    <w:abstractNumId w:val="12"/>
-  </w:num>
-  <w:num w:numId="5" w16cid:durableId="1311903177">
-    <w:abstractNumId w:val="7"/>
-  </w:num>
-  <w:num w:numId="6" w16cid:durableId="1613316392">
-    <w:abstractNumId w:val="3"/>
-  </w:num>
   <w:num w:numId="7" w16cid:durableId="631517489">
-    <w:abstractNumId w:val="9"/>
+    <w:abstractNumId w:val="10"/>
   </w:num>
   <w:num w:numId="8" w16cid:durableId="1358696785">
-    <w:abstractNumId w:val="13"/>
+    <w:abstractNumId w:val="15"/>
   </w:num>
   <w:num w:numId="9" w16cid:durableId="205798426">
     <w:abstractNumId w:val="0"/>
   </w:num>
   <w:num w:numId="10" w16cid:durableId="365447962">
+    <w:abstractNumId w:val="2"/>
+  </w:num>
+  <w:num w:numId="11" w16cid:durableId="1223295636">
+    <w:abstractNumId w:val="6"/>
+  </w:num>
+  <w:num w:numId="12" w16cid:durableId="1047874800">
+    <w:abstractNumId w:val="13"/>
+  </w:num>
+  <w:num w:numId="13" w16cid:durableId="1086338933">
+    <w:abstractNumId w:val="9"/>
+  </w:num>
+  <w:num w:numId="14" w16cid:durableId="1078863320">
+    <w:abstractNumId w:val="19"/>
+  </w:num>
+  <w:num w:numId="15" w16cid:durableId="1070541522">
+    <w:abstractNumId w:val="18"/>
+  </w:num>
+  <w:num w:numId="16" w16cid:durableId="1234317958">
+    <w:abstractNumId w:val="12"/>
+  </w:num>
+  <w:num w:numId="17" w16cid:durableId="1992635660">
+    <w:abstractNumId w:val="11"/>
+  </w:num>
+  <w:num w:numId="18" w16cid:durableId="832646270">
+    <w:abstractNumId w:val="17"/>
+  </w:num>
+  <w:num w:numId="19" w16cid:durableId="1968537468">
+    <w:abstractNumId w:val="16"/>
+  </w:num>
+  <w:num w:numId="20" w16cid:durableId="1688483476">
     <w:abstractNumId w:val="1"/>
   </w:num>
-  <w:num w:numId="11" w16cid:durableId="1223295636">
-    <w:abstractNumId w:val="5"/>
-  </w:num>
-  <w:num w:numId="12" w16cid:durableId="1047874800">
-    <w:abstractNumId w:val="11"/>
-  </w:num>
-  <w:num w:numId="13" w16cid:durableId="1086338933">
-    <w:abstractNumId w:val="8"/>
-  </w:num>
-  <w:num w:numId="14" w16cid:durableId="1078863320">
-    <w:abstractNumId w:val="15"/>
-  </w:num>
-  <w:num w:numId="15" w16cid:durableId="1070541522">
-    <w:abstractNumId w:val="14"/>
-  </w:num>
-  <w:num w:numId="16" w16cid:durableId="1234317958">
-    <w:abstractNumId w:val="10"/>
+  <w:num w:numId="21" w16cid:durableId="1795174239">
+    <w:abstractNumId w:val="20"/>
   </w:num>
 </w:numbering>
 </file>
@@ -3453,7 +4911,6 @@
   <w:style w:type="character" w:default="1" w:styleId="DefaultParagraphFont">
     <w:name w:val="Default Paragraph Font"/>
     <w:uiPriority w:val="1"/>
-    <w:semiHidden/>
     <w:unhideWhenUsed/>
   </w:style>
   <w:style w:type="table" w:default="1" w:styleId="TableNormal">
